--- a/Resume/Resume_Vladislav_Orekhov-Miller_RU.docx
+++ b/Resume/Resume_Vladislav_Orekhov-Miller_RU.docx
@@ -4,39 +4,41 @@
   <w:body>
     <w:p>
       <w:pPr>
-        <w:pStyle w:val="Title"/>
+        <w:spacing w:after="20" w:before="0"/>
         <w:jc w:val="center"/>
       </w:pPr>
       <w:r>
         <w:rPr>
           <w:rFonts w:ascii="Calibri" w:hAnsi="Calibri"/>
+          <w:b/>
           <w:color w:val="1F4E79"/>
+          <w:sz w:val="28"/>
         </w:rPr>
         <w:t>ВЛАДИСЛАВ ОРЕХОВ-МИЛЛЕР</w:t>
       </w:r>
     </w:p>
     <w:p>
       <w:pPr>
-        <w:spacing w:after="40"/>
+        <w:spacing w:after="20" w:before="0"/>
         <w:jc w:val="center"/>
       </w:pPr>
       <w:r>
         <w:rPr>
           <w:rFonts w:ascii="Calibri" w:hAnsi="Calibri"/>
-          <w:sz w:val="20"/>
+          <w:sz w:val="18"/>
         </w:rPr>
         <w:t>+7 (925) 472-90-54 | vladislav.miller2000@gmail.com | Москва, Россия</w:t>
       </w:r>
     </w:p>
     <w:p>
       <w:pPr>
-        <w:spacing w:after="120"/>
+        <w:spacing w:after="40" w:before="0"/>
         <w:jc w:val="center"/>
       </w:pPr>
       <w:r>
         <w:rPr>
           <w:rFonts w:ascii="Calibri" w:hAnsi="Calibri"/>
-          <w:sz w:val="20"/>
+          <w:sz w:val="18"/>
         </w:rPr>
         <w:t xml:space="preserve">GitHub: </w:t>
       </w:r>
@@ -46,7 +48,7 @@
             <w:color w:val="0563C1"/>
             <w:u w:val="single"/>
             <w:rFonts w:ascii="Calibri" w:hAnsi="Calibri"/>
-            <w:sz w:val="22"/>
+            <w:sz w:val="18"/>
           </w:rPr>
           <w:t>github.com/vladislavmiller2000-bit/System-Analysis</w:t>
         </w:r>
@@ -54,88 +56,103 @@
     </w:p>
     <w:p>
       <w:pPr>
-        <w:pStyle w:val="Heading1"/>
+        <w:spacing w:before="120" w:after="40"/>
+        <w:pBdr>
+          <w:bottom w:val="single" w:sz="4" w:space="1" w:color="1F4E79"/>
+        </w:pBdr>
       </w:pPr>
       <w:r>
         <w:rPr>
           <w:rFonts w:ascii="Calibri" w:hAnsi="Calibri"/>
+          <w:b/>
           <w:color w:val="1F4E79"/>
+          <w:sz w:val="20"/>
         </w:rPr>
         <w:t>ЦЕЛЬ</w:t>
       </w:r>
     </w:p>
     <w:p>
       <w:pPr>
-        <w:spacing w:after="80" w:before="0"/>
+        <w:spacing w:after="20" w:before="0" w:line="220" w:lineRule="exact"/>
       </w:pPr>
       <w:r>
         <w:rPr>
           <w:rFonts w:ascii="Calibri" w:hAnsi="Calibri"/>
           <w:b/>
-          <w:sz w:val="20"/>
+          <w:sz w:val="18"/>
         </w:rPr>
         <w:t>Junior System Analyst / Junior Business Analyst</w:t>
       </w:r>
     </w:p>
     <w:p>
       <w:pPr>
-        <w:spacing w:after="80" w:before="0"/>
+        <w:spacing w:after="20" w:before="0" w:line="220" w:lineRule="exact"/>
       </w:pPr>
       <w:r>
         <w:rPr>
           <w:rFonts w:ascii="Calibri" w:hAnsi="Calibri"/>
           <w:b w:val="0"/>
-          <w:sz w:val="20"/>
+          <w:sz w:val="18"/>
         </w:rPr>
         <w:t>Ищу позицию системного или бизнес-аналитика с возможностью профессионального роста. Готов к стажировке или позиции с обучением.</w:t>
       </w:r>
     </w:p>
     <w:p>
       <w:pPr>
-        <w:pStyle w:val="Heading1"/>
+        <w:spacing w:before="120" w:after="40"/>
+        <w:pBdr>
+          <w:bottom w:val="single" w:sz="4" w:space="1" w:color="1F4E79"/>
+        </w:pBdr>
       </w:pPr>
       <w:r>
         <w:rPr>
           <w:rFonts w:ascii="Calibri" w:hAnsi="Calibri"/>
+          <w:b/>
           <w:color w:val="1F4E79"/>
+          <w:sz w:val="20"/>
         </w:rPr>
         <w:t>О СЕБЕ</w:t>
       </w:r>
     </w:p>
     <w:p>
       <w:pPr>
-        <w:spacing w:after="80" w:before="0"/>
+        <w:spacing w:after="20" w:before="0" w:line="220" w:lineRule="exact"/>
       </w:pPr>
       <w:r>
         <w:rPr>
           <w:rFonts w:ascii="Calibri" w:hAnsi="Calibri"/>
           <w:b w:val="0"/>
-          <w:sz w:val="20"/>
+          <w:sz w:val="18"/>
         </w:rPr>
         <w:t>Системный аналитик с практическим опытом моделирования бизнес-процессов, проектирования баз данных и написания аналитических SQL-запросов. Выполнял учебные проекты, реализующие полный цикл аналитической работы: от сбора требований и построения диаграмм (BPMN, UML, ERD) до нормализации данных и анализа метрик. Дополнительно имею опыт работы с данными в коммерческих организациях — анализ продаж, прогнозирование, визуализация KPI.</w:t>
       </w:r>
     </w:p>
     <w:p>
       <w:pPr>
-        <w:spacing w:after="80" w:before="0"/>
+        <w:spacing w:after="20" w:before="0" w:line="220" w:lineRule="exact"/>
       </w:pPr>
       <w:r>
         <w:rPr>
           <w:rFonts w:ascii="Calibri" w:hAnsi="Calibri"/>
           <w:b w:val="0"/>
-          <w:sz w:val="20"/>
+          <w:sz w:val="18"/>
         </w:rPr>
         <w:t>Свободно владею русским и английским языками, работал в международных командах (Израиль, Россия). Структурно мыслю, ориентирован на результат, быстро вхожу в предметную область.</w:t>
       </w:r>
     </w:p>
     <w:p>
       <w:pPr>
-        <w:pStyle w:val="Heading1"/>
+        <w:spacing w:before="120" w:after="40"/>
+        <w:pBdr>
+          <w:bottom w:val="single" w:sz="4" w:space="1" w:color="1F4E79"/>
+        </w:pBdr>
       </w:pPr>
       <w:r>
         <w:rPr>
           <w:rFonts w:ascii="Calibri" w:hAnsi="Calibri"/>
+          <w:b/>
           <w:color w:val="1F4E79"/>
+          <w:sz w:val="20"/>
         </w:rPr>
         <w:t>КЛЮЧЕВЫЕ НАВЫКИ</w:t>
       </w:r>
@@ -147,20 +164,23 @@
         <w:tblLook w:firstColumn="1" w:firstRow="1" w:lastColumn="0" w:lastRow="0" w:noHBand="0" w:noVBand="1" w:val="04A0"/>
       </w:tblPr>
       <w:tblGrid>
-        <w:gridCol w:w="4986"/>
-        <w:gridCol w:w="4986"/>
+        <w:gridCol w:w="5270"/>
+        <w:gridCol w:w="5270"/>
       </w:tblGrid>
       <w:tr>
         <w:tc>
           <w:tcPr>
-            <w:tcW w:type="dxa" w:w="4986"/>
+            <w:tcW w:type="dxa" w:w="5270"/>
           </w:tcPr>
           <w:p>
+            <w:pPr>
+              <w:spacing w:after="0" w:before="0"/>
+            </w:pPr>
             <w:r>
               <w:rPr>
                 <w:rFonts w:ascii="Calibri" w:hAnsi="Calibri"/>
                 <w:b/>
-                <w:sz w:val="18"/>
+                <w:sz w:val="16"/>
               </w:rPr>
               <w:t>Направление</w:t>
             </w:r>
@@ -168,14 +188,17 @@
         </w:tc>
         <w:tc>
           <w:tcPr>
-            <w:tcW w:type="dxa" w:w="4986"/>
+            <w:tcW w:type="dxa" w:w="5270"/>
           </w:tcPr>
           <w:p>
+            <w:pPr>
+              <w:spacing w:after="0" w:before="0"/>
+            </w:pPr>
             <w:r>
               <w:rPr>
                 <w:rFonts w:ascii="Calibri" w:hAnsi="Calibri"/>
                 <w:b/>
-                <w:sz w:val="18"/>
+                <w:sz w:val="16"/>
               </w:rPr>
               <w:t>Навыки</w:t>
             </w:r>
@@ -185,13 +208,16 @@
       <w:tr>
         <w:tc>
           <w:tcPr>
-            <w:tcW w:type="dxa" w:w="4986"/>
+            <w:tcW w:type="dxa" w:w="5270"/>
           </w:tcPr>
           <w:p>
+            <w:pPr>
+              <w:spacing w:after="0" w:before="0"/>
+            </w:pPr>
             <w:r>
               <w:rPr>
                 <w:rFonts w:ascii="Calibri" w:hAnsi="Calibri"/>
-                <w:sz w:val="18"/>
+                <w:sz w:val="16"/>
               </w:rPr>
               <w:t>Анализ и моделирование</w:t>
             </w:r>
@@ -199,13 +225,16 @@
         </w:tc>
         <w:tc>
           <w:tcPr>
-            <w:tcW w:type="dxa" w:w="4986"/>
+            <w:tcW w:type="dxa" w:w="5270"/>
           </w:tcPr>
           <w:p>
+            <w:pPr>
+              <w:spacing w:after="0" w:before="0"/>
+            </w:pPr>
             <w:r>
               <w:rPr>
                 <w:rFonts w:ascii="Calibri" w:hAnsi="Calibri"/>
-                <w:sz w:val="18"/>
+                <w:sz w:val="16"/>
               </w:rPr>
               <w:t>BPMN 2.0, UML (Use Case, State Machine, Activity), ERD (Chen, Crow's Foot)</w:t>
             </w:r>
@@ -215,13 +244,16 @@
       <w:tr>
         <w:tc>
           <w:tcPr>
-            <w:tcW w:type="dxa" w:w="4986"/>
+            <w:tcW w:type="dxa" w:w="5270"/>
           </w:tcPr>
           <w:p>
+            <w:pPr>
+              <w:spacing w:after="0" w:before="0"/>
+            </w:pPr>
             <w:r>
               <w:rPr>
                 <w:rFonts w:ascii="Calibri" w:hAnsi="Calibri"/>
-                <w:sz w:val="18"/>
+                <w:sz w:val="16"/>
               </w:rPr>
               <w:t>Данные и SQL</w:t>
             </w:r>
@@ -229,13 +261,16 @@
         </w:tc>
         <w:tc>
           <w:tcPr>
-            <w:tcW w:type="dxa" w:w="4986"/>
+            <w:tcW w:type="dxa" w:w="5270"/>
           </w:tcPr>
           <w:p>
+            <w:pPr>
+              <w:spacing w:after="0" w:before="0"/>
+            </w:pPr>
             <w:r>
               <w:rPr>
                 <w:rFonts w:ascii="Calibri" w:hAnsi="Calibri"/>
-                <w:sz w:val="18"/>
+                <w:sz w:val="16"/>
               </w:rPr>
               <w:t>SQL (JOIN, подзапросы, CTE, оконные функции, агрегация), нормализация (1НФ–3НФ)</w:t>
             </w:r>
@@ -245,13 +280,16 @@
       <w:tr>
         <w:tc>
           <w:tcPr>
-            <w:tcW w:type="dxa" w:w="4986"/>
+            <w:tcW w:type="dxa" w:w="5270"/>
           </w:tcPr>
           <w:p>
+            <w:pPr>
+              <w:spacing w:after="0" w:before="0"/>
+            </w:pPr>
             <w:r>
               <w:rPr>
                 <w:rFonts w:ascii="Calibri" w:hAnsi="Calibri"/>
-                <w:sz w:val="18"/>
+                <w:sz w:val="16"/>
               </w:rPr>
               <w:t>Инструменты</w:t>
             </w:r>
@@ -259,13 +297,16 @@
         </w:tc>
         <w:tc>
           <w:tcPr>
-            <w:tcW w:type="dxa" w:w="4986"/>
+            <w:tcW w:type="dxa" w:w="5270"/>
           </w:tcPr>
           <w:p>
+            <w:pPr>
+              <w:spacing w:after="0" w:before="0"/>
+            </w:pPr>
             <w:r>
               <w:rPr>
                 <w:rFonts w:ascii="Calibri" w:hAnsi="Calibri"/>
-                <w:sz w:val="18"/>
+                <w:sz w:val="16"/>
               </w:rPr>
               <w:t>Power BI, MS Excel (сводные таблицы, формулы, графики), Miro, Draw.io, Figma</w:t>
             </w:r>
@@ -275,13 +316,16 @@
       <w:tr>
         <w:tc>
           <w:tcPr>
-            <w:tcW w:type="dxa" w:w="4986"/>
+            <w:tcW w:type="dxa" w:w="5270"/>
           </w:tcPr>
           <w:p>
+            <w:pPr>
+              <w:spacing w:after="0" w:before="0"/>
+            </w:pPr>
             <w:r>
               <w:rPr>
                 <w:rFonts w:ascii="Calibri" w:hAnsi="Calibri"/>
-                <w:sz w:val="18"/>
+                <w:sz w:val="16"/>
               </w:rPr>
               <w:t>Документация</w:t>
             </w:r>
@@ -289,13 +333,16 @@
         </w:tc>
         <w:tc>
           <w:tcPr>
-            <w:tcW w:type="dxa" w:w="4986"/>
+            <w:tcW w:type="dxa" w:w="5270"/>
           </w:tcPr>
           <w:p>
+            <w:pPr>
+              <w:spacing w:after="0" w:before="0"/>
+            </w:pPr>
             <w:r>
               <w:rPr>
                 <w:rFonts w:ascii="Calibri" w:hAnsi="Calibri"/>
-                <w:sz w:val="18"/>
+                <w:sz w:val="16"/>
               </w:rPr>
               <w:t>Сбор и документирование требований, ТЗ, словарь данных, Use Case спецификации</w:t>
             </w:r>
@@ -305,13 +352,16 @@
       <w:tr>
         <w:tc>
           <w:tcPr>
-            <w:tcW w:type="dxa" w:w="4986"/>
+            <w:tcW w:type="dxa" w:w="5270"/>
           </w:tcPr>
           <w:p>
+            <w:pPr>
+              <w:spacing w:after="0" w:before="0"/>
+            </w:pPr>
             <w:r>
               <w:rPr>
                 <w:rFonts w:ascii="Calibri" w:hAnsi="Calibri"/>
-                <w:sz w:val="18"/>
+                <w:sz w:val="16"/>
               </w:rPr>
               <w:t>Методологии</w:t>
             </w:r>
@@ -319,13 +369,16 @@
         </w:tc>
         <w:tc>
           <w:tcPr>
-            <w:tcW w:type="dxa" w:w="4986"/>
+            <w:tcW w:type="dxa" w:w="5270"/>
           </w:tcPr>
           <w:p>
+            <w:pPr>
+              <w:spacing w:after="0" w:before="0"/>
+            </w:pPr>
             <w:r>
               <w:rPr>
                 <w:rFonts w:ascii="Calibri" w:hAnsi="Calibri"/>
-                <w:sz w:val="18"/>
+                <w:sz w:val="16"/>
               </w:rPr>
               <w:t>Agile/Scrum (основы), Waterfall, AS-IS/TO-BE анализ</w:t>
             </w:r>
@@ -335,25 +388,30 @@
     </w:tbl>
     <w:p>
       <w:pPr>
-        <w:pStyle w:val="Heading1"/>
+        <w:spacing w:before="120" w:after="40"/>
+        <w:pBdr>
+          <w:bottom w:val="single" w:sz="4" w:space="1" w:color="1F4E79"/>
+        </w:pBdr>
       </w:pPr>
       <w:r>
         <w:rPr>
           <w:rFonts w:ascii="Calibri" w:hAnsi="Calibri"/>
+          <w:b/>
           <w:color w:val="1F4E79"/>
+          <w:sz w:val="20"/>
         </w:rPr>
         <w:t>ПРОЕКТЫ И ПОРТФОЛИО</w:t>
       </w:r>
     </w:p>
     <w:p>
       <w:pPr>
-        <w:spacing w:after="80" w:before="0"/>
+        <w:spacing w:after="40" w:before="0" w:line="220" w:lineRule="exact"/>
       </w:pPr>
       <w:r>
         <w:rPr>
           <w:rFonts w:ascii="Calibri" w:hAnsi="Calibri"/>
           <w:b w:val="0"/>
-          <w:sz w:val="20"/>
+          <w:sz w:val="18"/>
         </w:rPr>
         <w:t xml:space="preserve">GitHub: </w:t>
       </w:r>
@@ -363,7 +421,7 @@
             <w:color w:val="0563C1"/>
             <w:u w:val="single"/>
             <w:rFonts w:ascii="Calibri" w:hAnsi="Calibri"/>
-            <w:sz w:val="22"/>
+            <w:sz w:val="18"/>
           </w:rPr>
           <w:t>github.com/vladislavmiller2000-bit/System-Analysis</w:t>
         </w:r>
@@ -371,13 +429,13 @@
     </w:p>
     <w:p>
       <w:pPr>
-        <w:spacing w:after="80" w:before="0"/>
+        <w:spacing w:after="20" w:before="40" w:line="220" w:lineRule="exact"/>
       </w:pPr>
       <w:r>
         <w:rPr>
           <w:rFonts w:ascii="Calibri" w:hAnsi="Calibri"/>
           <w:b/>
-          <w:sz w:val="20"/>
+          <w:sz w:val="18"/>
         </w:rPr>
         <w:t>Vita Clinic — Анализ бизнес-процессов медицинской клиники</w:t>
       </w:r>
@@ -385,12 +443,12 @@
     <w:p>
       <w:pPr>
         <w:pStyle w:val="ListBullet"/>
-        <w:spacing w:after="40" w:before="0"/>
+        <w:spacing w:after="10" w:before="0" w:line="220" w:lineRule="exact"/>
       </w:pPr>
       <w:r>
         <w:rPr>
           <w:rFonts w:ascii="Calibri" w:hAnsi="Calibri"/>
-          <w:sz w:val="20"/>
+          <w:sz w:val="18"/>
         </w:rPr>
         <w:t>Провёл AS-IS анализ процесса записи пациентов, выявил 4 узких места и предложил решения на основе best practices автоматизации</w:t>
       </w:r>
@@ -398,12 +456,12 @@
     <w:p>
       <w:pPr>
         <w:pStyle w:val="ListBullet"/>
-        <w:spacing w:after="40" w:before="0"/>
+        <w:spacing w:after="10" w:before="0" w:line="220" w:lineRule="exact"/>
       </w:pPr>
       <w:r>
         <w:rPr>
           <w:rFonts w:ascii="Calibri" w:hAnsi="Calibri"/>
-          <w:sz w:val="20"/>
+          <w:sz w:val="18"/>
         </w:rPr>
         <w:t>Спроектировал TO-BE модель — сократил цепочку обработки заявки с 5 до 2 шагов</w:t>
       </w:r>
@@ -411,12 +469,12 @@
     <w:p>
       <w:pPr>
         <w:pStyle w:val="ListBullet"/>
-        <w:spacing w:after="40" w:before="0"/>
+        <w:spacing w:after="10" w:before="0" w:line="220" w:lineRule="exact"/>
       </w:pPr>
       <w:r>
         <w:rPr>
           <w:rFonts w:ascii="Calibri" w:hAnsi="Calibri"/>
-          <w:sz w:val="20"/>
+          <w:sz w:val="18"/>
         </w:rPr>
         <w:t>Построил BPMN 2.0 диаграммы (AS-IS и TO-BE) и UML State Machine для жизненного цикла записи</w:t>
       </w:r>
@@ -424,12 +482,12 @@
     <w:p>
       <w:pPr>
         <w:pStyle w:val="ListBullet"/>
-        <w:spacing w:after="40" w:before="0"/>
+        <w:spacing w:after="10" w:before="0" w:line="220" w:lineRule="exact"/>
       </w:pPr>
       <w:r>
         <w:rPr>
           <w:rFonts w:ascii="Calibri" w:hAnsi="Calibri"/>
-          <w:sz w:val="20"/>
+          <w:sz w:val="18"/>
         </w:rPr>
         <w:t>Разработал интерактивный прототип мобильного приложения (12 экранов) в Figma</w:t>
       </w:r>
@@ -437,25 +495,25 @@
     <w:p>
       <w:pPr>
         <w:pStyle w:val="ListBullet"/>
-        <w:spacing w:after="40" w:before="0"/>
+        <w:spacing w:after="10" w:before="0" w:line="220" w:lineRule="exact"/>
       </w:pPr>
       <w:r>
         <w:rPr>
           <w:rFonts w:ascii="Calibri" w:hAnsi="Calibri"/>
-          <w:sz w:val="20"/>
+          <w:sz w:val="18"/>
         </w:rPr>
         <w:t>Сформулировал 17 функциональных и 4 нефункциональных требования, оформил Use Case спецификацию</w:t>
       </w:r>
     </w:p>
     <w:p>
       <w:pPr>
-        <w:spacing w:after="80" w:before="0"/>
+        <w:spacing w:after="20" w:before="40" w:line="220" w:lineRule="exact"/>
       </w:pPr>
       <w:r>
         <w:rPr>
           <w:rFonts w:ascii="Calibri" w:hAnsi="Calibri"/>
           <w:b/>
-          <w:sz w:val="20"/>
+          <w:sz w:val="18"/>
         </w:rPr>
         <w:t>Nakarabine — Проектирование базы данных e-commerce платформы</w:t>
       </w:r>
@@ -463,12 +521,12 @@
     <w:p>
       <w:pPr>
         <w:pStyle w:val="ListBullet"/>
-        <w:spacing w:after="40" w:before="0"/>
+        <w:spacing w:after="10" w:before="0" w:line="220" w:lineRule="exact"/>
       </w:pPr>
       <w:r>
         <w:rPr>
           <w:rFonts w:ascii="Calibri" w:hAnsi="Calibri"/>
-          <w:sz w:val="20"/>
+          <w:sz w:val="18"/>
         </w:rPr>
         <w:t>Разработал логическую модель данных (PK, FK, UNIQUE, NOT NULL, CHECK-ограничения)</w:t>
       </w:r>
@@ -476,12 +534,12 @@
     <w:p>
       <w:pPr>
         <w:pStyle w:val="ListBullet"/>
-        <w:spacing w:after="40" w:before="0"/>
+        <w:spacing w:after="10" w:before="0" w:line="220" w:lineRule="exact"/>
       </w:pPr>
       <w:r>
         <w:rPr>
           <w:rFonts w:ascii="Calibri" w:hAnsi="Calibri"/>
-          <w:sz w:val="20"/>
+          <w:sz w:val="18"/>
         </w:rPr>
         <w:t>Построил ERD в нотациях Chen и Crow's Foot, провёл нормализацию (1НФ → 3НФ)</w:t>
       </w:r>
@@ -489,25 +547,25 @@
     <w:p>
       <w:pPr>
         <w:pStyle w:val="ListBullet"/>
-        <w:spacing w:after="40" w:before="0"/>
+        <w:spacing w:after="10" w:before="0" w:line="220" w:lineRule="exact"/>
       </w:pPr>
       <w:r>
         <w:rPr>
           <w:rFonts w:ascii="Calibri" w:hAnsi="Calibri"/>
-          <w:sz w:val="20"/>
+          <w:sz w:val="18"/>
         </w:rPr>
         <w:t>Разработал словарь данных и глоссарий терминологии для систематизации работы команды</w:t>
       </w:r>
     </w:p>
     <w:p>
       <w:pPr>
-        <w:spacing w:after="80" w:before="0"/>
+        <w:spacing w:after="20" w:before="40" w:line="220" w:lineRule="exact"/>
       </w:pPr>
       <w:r>
         <w:rPr>
           <w:rFonts w:ascii="Calibri" w:hAnsi="Calibri"/>
           <w:b/>
-          <w:sz w:val="20"/>
+          <w:sz w:val="18"/>
         </w:rPr>
         <w:t>Анализ продаж ресторана — SQL-проект</w:t>
       </w:r>
@@ -515,12 +573,12 @@
     <w:p>
       <w:pPr>
         <w:pStyle w:val="ListBullet"/>
-        <w:spacing w:after="40" w:before="0"/>
+        <w:spacing w:after="10" w:before="0" w:line="220" w:lineRule="exact"/>
       </w:pPr>
       <w:r>
         <w:rPr>
           <w:rFonts w:ascii="Calibri" w:hAnsi="Calibri"/>
-          <w:sz w:val="20"/>
+          <w:sz w:val="18"/>
         </w:rPr>
         <w:t>Спроектировал реляционную схему (DDL) и наполнил тестовыми данными (50 заказов, 20 позиций меню)</w:t>
       </w:r>
@@ -528,12 +586,12 @@
     <w:p>
       <w:pPr>
         <w:pStyle w:val="ListBullet"/>
-        <w:spacing w:after="40" w:before="0"/>
+        <w:spacing w:after="10" w:before="0" w:line="220" w:lineRule="exact"/>
       </w:pPr>
       <w:r>
         <w:rPr>
           <w:rFonts w:ascii="Calibri" w:hAnsi="Calibri"/>
-          <w:sz w:val="20"/>
+          <w:sz w:val="18"/>
         </w:rPr>
         <w:t>Написал 20+ аналитических запросов: выручка по периодам, маржинальность, ABC-анализ меню</w:t>
       </w:r>
@@ -541,50 +599,55 @@
     <w:p>
       <w:pPr>
         <w:pStyle w:val="ListBullet"/>
-        <w:spacing w:after="40" w:before="0"/>
+        <w:spacing w:after="10" w:before="0" w:line="220" w:lineRule="exact"/>
       </w:pPr>
       <w:r>
         <w:rPr>
           <w:rFonts w:ascii="Calibri" w:hAnsi="Calibri"/>
-          <w:sz w:val="20"/>
+          <w:sz w:val="18"/>
         </w:rPr>
         <w:t>Применил JOIN, CTE, оконные функции (LAG, RANK, ROW_NUMBER), подзапросы, CASE-выражения</w:t>
       </w:r>
     </w:p>
     <w:p>
       <w:pPr>
-        <w:pStyle w:val="Heading1"/>
+        <w:spacing w:before="120" w:after="40"/>
+        <w:pBdr>
+          <w:bottom w:val="single" w:sz="4" w:space="1" w:color="1F4E79"/>
+        </w:pBdr>
       </w:pPr>
       <w:r>
         <w:rPr>
           <w:rFonts w:ascii="Calibri" w:hAnsi="Calibri"/>
+          <w:b/>
           <w:color w:val="1F4E79"/>
+          <w:sz w:val="20"/>
         </w:rPr>
         <w:t>ОПЫТ РАБОТЫ</w:t>
       </w:r>
     </w:p>
     <w:p>
       <w:pPr>
-        <w:spacing w:after="80" w:before="0"/>
+        <w:spacing w:after="0" w:before="0" w:line="220" w:lineRule="exact"/>
       </w:pPr>
       <w:r>
         <w:rPr>
           <w:rFonts w:ascii="Calibri" w:hAnsi="Calibri"/>
           <w:b/>
-          <w:sz w:val="20"/>
+          <w:sz w:val="18"/>
         </w:rPr>
         <w:t>KFC Cinema City — Rishon LeTsiyon, Israel</w:t>
       </w:r>
     </w:p>
     <w:p>
       <w:pPr>
-        <w:spacing w:after="80" w:before="0"/>
+        <w:spacing w:after="20" w:before="0" w:line="220" w:lineRule="exact"/>
       </w:pPr>
       <w:r>
         <w:rPr>
           <w:rFonts w:ascii="Calibri" w:hAnsi="Calibri"/>
           <w:b w:val="0"/>
-          <w:sz w:val="20"/>
+          <w:sz w:val="18"/>
         </w:rPr>
         <w:t>Заместитель директора | Апрель 2024 – Апрель 2025</w:t>
       </w:r>
@@ -592,12 +655,12 @@
     <w:p>
       <w:pPr>
         <w:pStyle w:val="ListBullet"/>
-        <w:spacing w:after="40" w:before="0"/>
+        <w:spacing w:after="10" w:before="0" w:line="220" w:lineRule="exact"/>
       </w:pPr>
       <w:r>
         <w:rPr>
           <w:rFonts w:ascii="Calibri" w:hAnsi="Calibri"/>
-          <w:sz w:val="20"/>
+          <w:sz w:val="18"/>
         </w:rPr>
         <w:t>Построил систему ежедневной аналитики ресторана (900+ чеков/день): выявил просадку в обеденный пик, перераспределил ресурсы — рост прибыли на 10%</w:t>
       </w:r>
@@ -605,12 +668,12 @@
     <w:p>
       <w:pPr>
         <w:pStyle w:val="ListBullet"/>
-        <w:spacing w:after="40" w:before="0"/>
+        <w:spacing w:after="10" w:before="0" w:line="220" w:lineRule="exact"/>
       </w:pPr>
       <w:r>
         <w:rPr>
           <w:rFonts w:ascii="Calibri" w:hAnsi="Calibri"/>
-          <w:sz w:val="20"/>
+          <w:sz w:val="18"/>
         </w:rPr>
         <w:t>Внедрил data-driven подход к управлению запасами — сократил расходы на снабжение на 15%</w:t>
       </w:r>
@@ -618,25 +681,25 @@
     <w:p>
       <w:pPr>
         <w:pStyle w:val="ListBullet"/>
-        <w:spacing w:after="40" w:before="0"/>
+        <w:spacing w:after="10" w:before="0" w:line="220" w:lineRule="exact"/>
       </w:pPr>
       <w:r>
         <w:rPr>
           <w:rFonts w:ascii="Calibri" w:hAnsi="Calibri"/>
-          <w:sz w:val="20"/>
+          <w:sz w:val="18"/>
         </w:rPr>
         <w:t>Координировал команду из 20+ сотрудников, стандартизировал операционные процедуры</w:t>
       </w:r>
     </w:p>
     <w:p>
       <w:pPr>
-        <w:spacing w:after="80" w:before="0"/>
+        <w:spacing w:after="20" w:before="40" w:line="220" w:lineRule="exact"/>
       </w:pPr>
       <w:r>
         <w:rPr>
           <w:rFonts w:ascii="Calibri" w:hAnsi="Calibri"/>
           <w:b w:val="0"/>
-          <w:sz w:val="20"/>
+          <w:sz w:val="18"/>
         </w:rPr>
         <w:t>Менеджер смены | Ноябрь 2023 – Апрель 2024</w:t>
       </w:r>
@@ -644,38 +707,38 @@
     <w:p>
       <w:pPr>
         <w:pStyle w:val="ListBullet"/>
-        <w:spacing w:after="40" w:before="0"/>
+        <w:spacing w:after="10" w:before="0" w:line="220" w:lineRule="exact"/>
       </w:pPr>
       <w:r>
         <w:rPr>
           <w:rFonts w:ascii="Calibri" w:hAnsi="Calibri"/>
-          <w:sz w:val="20"/>
+          <w:sz w:val="18"/>
         </w:rPr>
         <w:t>Управлял операционными процессами смены (15 сотрудников): контроль SLA, мониторинг качества, решение инцидентов</w:t>
       </w:r>
     </w:p>
     <w:p>
       <w:pPr>
-        <w:spacing w:after="80" w:before="0"/>
+        <w:spacing w:after="0" w:before="60" w:line="220" w:lineRule="exact"/>
       </w:pPr>
       <w:r>
         <w:rPr>
           <w:rFonts w:ascii="Calibri" w:hAnsi="Calibri"/>
           <w:b/>
-          <w:sz w:val="20"/>
+          <w:sz w:val="18"/>
         </w:rPr>
         <w:t>Стажировка — Burger King Corporation, Москва</w:t>
       </w:r>
     </w:p>
     <w:p>
       <w:pPr>
-        <w:spacing w:after="80" w:before="0"/>
+        <w:spacing w:after="20" w:before="0" w:line="220" w:lineRule="exact"/>
       </w:pPr>
       <w:r>
         <w:rPr>
           <w:rFonts w:ascii="Calibri" w:hAnsi="Calibri"/>
           <w:b w:val="0"/>
-          <w:sz w:val="20"/>
+          <w:sz w:val="18"/>
         </w:rPr>
         <w:t>Отдел маркетинговых исследований | Лето 2022</w:t>
       </w:r>
@@ -683,12 +746,12 @@
     <w:p>
       <w:pPr>
         <w:pStyle w:val="ListBullet"/>
-        <w:spacing w:after="40" w:before="0"/>
+        <w:spacing w:after="10" w:before="0" w:line="220" w:lineRule="exact"/>
       </w:pPr>
       <w:r>
         <w:rPr>
           <w:rFonts w:ascii="Calibri" w:hAnsi="Calibri"/>
-          <w:sz w:val="20"/>
+          <w:sz w:val="18"/>
         </w:rPr>
         <w:t>Построил аналитические дашборды по продажам 50+ ресторанов в Excel</w:t>
       </w:r>
@@ -696,12 +759,12 @@
     <w:p>
       <w:pPr>
         <w:pStyle w:val="ListBullet"/>
-        <w:spacing w:after="40" w:before="0"/>
+        <w:spacing w:after="10" w:before="0" w:line="220" w:lineRule="exact"/>
       </w:pPr>
       <w:r>
         <w:rPr>
           <w:rFonts w:ascii="Calibri" w:hAnsi="Calibri"/>
-          <w:sz w:val="20"/>
+          <w:sz w:val="18"/>
         </w:rPr>
         <w:t>Автоматизировал категоризацию 10 000+ чеков — выявил 5 точек роста для региональных менеджеров</w:t>
       </w:r>
@@ -709,25 +772,25 @@
     <w:p>
       <w:pPr>
         <w:pStyle w:val="ListBullet"/>
-        <w:spacing w:after="40" w:before="0"/>
+        <w:spacing w:after="10" w:before="0" w:line="220" w:lineRule="exact"/>
       </w:pPr>
       <w:r>
         <w:rPr>
           <w:rFonts w:ascii="Calibri" w:hAnsi="Calibri"/>
-          <w:sz w:val="20"/>
+          <w:sz w:val="18"/>
         </w:rPr>
         <w:t>Подготовил визуализации KPI для еженедельной презентации руководству</w:t>
       </w:r>
     </w:p>
     <w:p>
       <w:pPr>
-        <w:spacing w:after="80" w:before="0"/>
+        <w:spacing w:after="20" w:before="40" w:line="220" w:lineRule="exact"/>
       </w:pPr>
       <w:r>
         <w:rPr>
           <w:rFonts w:ascii="Calibri" w:hAnsi="Calibri"/>
           <w:b w:val="0"/>
-          <w:sz w:val="20"/>
+          <w:sz w:val="18"/>
         </w:rPr>
         <w:t>Отдел бизнес-аналитики | Лето 2019</w:t>
       </w:r>
@@ -735,12 +798,12 @@
     <w:p>
       <w:pPr>
         <w:pStyle w:val="ListBullet"/>
-        <w:spacing w:after="40" w:before="0"/>
+        <w:spacing w:after="10" w:before="0" w:line="220" w:lineRule="exact"/>
       </w:pPr>
       <w:r>
         <w:rPr>
           <w:rFonts w:ascii="Calibri" w:hAnsi="Calibri"/>
-          <w:sz w:val="20"/>
+          <w:sz w:val="18"/>
         </w:rPr>
         <w:t>Собирал и структурировал финансовые данные, готовил сводные таблицы для квартальных отчётов</w:t>
       </w:r>
@@ -748,38 +811,38 @@
     <w:p>
       <w:pPr>
         <w:pStyle w:val="ListBullet"/>
-        <w:spacing w:after="40" w:before="0"/>
+        <w:spacing w:after="10" w:before="0" w:line="220" w:lineRule="exact"/>
       </w:pPr>
       <w:r>
         <w:rPr>
           <w:rFonts w:ascii="Calibri" w:hAnsi="Calibri"/>
-          <w:sz w:val="20"/>
+          <w:sz w:val="18"/>
         </w:rPr>
         <w:t>Ассистировал в построении прогнозных моделей продаж</w:t>
       </w:r>
     </w:p>
     <w:p>
       <w:pPr>
-        <w:spacing w:after="80" w:before="0"/>
+        <w:spacing w:after="0" w:before="60" w:line="220" w:lineRule="exact"/>
       </w:pPr>
       <w:r>
         <w:rPr>
           <w:rFonts w:ascii="Calibri" w:hAnsi="Calibri"/>
           <w:b/>
-          <w:sz w:val="20"/>
+          <w:sz w:val="18"/>
         </w:rPr>
         <w:t>Стажировка — Knight Frank, Москва</w:t>
       </w:r>
     </w:p>
     <w:p>
       <w:pPr>
-        <w:spacing w:after="80" w:before="0"/>
+        <w:spacing w:after="20" w:before="0" w:line="220" w:lineRule="exact"/>
       </w:pPr>
       <w:r>
         <w:rPr>
           <w:rFonts w:ascii="Calibri" w:hAnsi="Calibri"/>
           <w:b w:val="0"/>
-          <w:sz w:val="20"/>
+          <w:sz w:val="18"/>
         </w:rPr>
         <w:t>Отдел маркетинга жилой недвижимости | Весна 2022</w:t>
       </w:r>
@@ -787,12 +850,12 @@
     <w:p>
       <w:pPr>
         <w:pStyle w:val="ListBullet"/>
-        <w:spacing w:after="40" w:before="0"/>
+        <w:spacing w:after="10" w:before="0" w:line="220" w:lineRule="exact"/>
       </w:pPr>
       <w:r>
         <w:rPr>
           <w:rFonts w:ascii="Calibri" w:hAnsi="Calibri"/>
-          <w:sz w:val="20"/>
+          <w:sz w:val="18"/>
         </w:rPr>
         <w:t>Провёл конкурентный анализ 30+ жилых объектов премиум-сегмента — подготовил сравнительный отчёт</w:t>
       </w:r>
@@ -800,120 +863,135 @@
     <w:p>
       <w:pPr>
         <w:pStyle w:val="ListBullet"/>
-        <w:spacing w:after="40" w:before="0"/>
+        <w:spacing w:after="10" w:before="0" w:line="220" w:lineRule="exact"/>
       </w:pPr>
       <w:r>
         <w:rPr>
           <w:rFonts w:ascii="Calibri" w:hAnsi="Calibri"/>
-          <w:sz w:val="20"/>
+          <w:sz w:val="18"/>
         </w:rPr>
         <w:t>Участвовал в оценке стоимости объектов методом сравнительного подхода</w:t>
       </w:r>
     </w:p>
     <w:p>
       <w:pPr>
-        <w:pStyle w:val="Heading1"/>
+        <w:spacing w:before="120" w:after="40"/>
+        <w:pBdr>
+          <w:bottom w:val="single" w:sz="4" w:space="1" w:color="1F4E79"/>
+        </w:pBdr>
       </w:pPr>
       <w:r>
         <w:rPr>
           <w:rFonts w:ascii="Calibri" w:hAnsi="Calibri"/>
+          <w:b/>
           <w:color w:val="1F4E79"/>
+          <w:sz w:val="20"/>
         </w:rPr>
         <w:t>ОБРАЗОВАНИЕ</w:t>
       </w:r>
     </w:p>
     <w:p>
       <w:pPr>
-        <w:spacing w:after="80" w:before="0"/>
+        <w:spacing w:after="0" w:before="0" w:line="220" w:lineRule="exact"/>
       </w:pPr>
       <w:r>
         <w:rPr>
           <w:rFonts w:ascii="Calibri" w:hAnsi="Calibri"/>
           <w:b/>
-          <w:sz w:val="20"/>
+          <w:sz w:val="18"/>
         </w:rPr>
         <w:t>Финансовый университет при Правительстве РФ, Москва | 2018 – 2022</w:t>
       </w:r>
     </w:p>
     <w:p>
       <w:pPr>
-        <w:spacing w:after="80" w:before="0"/>
+        <w:spacing w:after="20" w:before="0" w:line="220" w:lineRule="exact"/>
       </w:pPr>
       <w:r>
         <w:rPr>
           <w:rFonts w:ascii="Calibri" w:hAnsi="Calibri"/>
           <w:b w:val="0"/>
-          <w:sz w:val="20"/>
+          <w:sz w:val="18"/>
         </w:rPr>
         <w:t>Бакалавр экономики, Международные финансы</w:t>
       </w:r>
     </w:p>
     <w:p>
       <w:pPr>
-        <w:pStyle w:val="Heading1"/>
+        <w:spacing w:before="120" w:after="40"/>
+        <w:pBdr>
+          <w:bottom w:val="single" w:sz="4" w:space="1" w:color="1F4E79"/>
+        </w:pBdr>
       </w:pPr>
       <w:r>
         <w:rPr>
           <w:rFonts w:ascii="Calibri" w:hAnsi="Calibri"/>
+          <w:b/>
           <w:color w:val="1F4E79"/>
+          <w:sz w:val="20"/>
         </w:rPr>
         <w:t>ПОВЫШЕНИЕ КВАЛИФИКАЦИИ</w:t>
       </w:r>
     </w:p>
     <w:p>
       <w:pPr>
-        <w:spacing w:after="80" w:before="0"/>
+        <w:spacing w:after="0" w:before="0" w:line="220" w:lineRule="exact"/>
       </w:pPr>
       <w:r>
         <w:rPr>
           <w:rFonts w:ascii="Calibri" w:hAnsi="Calibri"/>
           <w:b/>
-          <w:sz w:val="20"/>
+          <w:sz w:val="18"/>
         </w:rPr>
         <w:t>Яндекс Практикум — Системный аналитик | 2025 – 2026</w:t>
       </w:r>
     </w:p>
     <w:p>
       <w:pPr>
-        <w:spacing w:after="80" w:before="0"/>
+        <w:spacing w:after="20" w:before="0" w:line="220" w:lineRule="exact"/>
       </w:pPr>
       <w:r>
         <w:rPr>
           <w:rFonts w:ascii="Calibri" w:hAnsi="Calibri"/>
           <w:b w:val="0"/>
-          <w:sz w:val="20"/>
+          <w:sz w:val="18"/>
         </w:rPr>
         <w:t>Сбор и анализ требований, UML, BPMN, моделирование данных, SQL, Power BI, взаимодействие с разработкой и тестированием.</w:t>
       </w:r>
     </w:p>
     <w:p>
       <w:pPr>
-        <w:pStyle w:val="Heading1"/>
+        <w:spacing w:before="120" w:after="40"/>
+        <w:pBdr>
+          <w:bottom w:val="single" w:sz="4" w:space="1" w:color="1F4E79"/>
+        </w:pBdr>
       </w:pPr>
       <w:r>
         <w:rPr>
           <w:rFonts w:ascii="Calibri" w:hAnsi="Calibri"/>
+          <w:b/>
           <w:color w:val="1F4E79"/>
+          <w:sz w:val="20"/>
         </w:rPr>
         <w:t>ЯЗЫКИ</w:t>
       </w:r>
     </w:p>
     <w:p>
       <w:pPr>
-        <w:spacing w:after="80" w:before="0"/>
+        <w:spacing w:after="20" w:before="0" w:line="220" w:lineRule="exact"/>
       </w:pPr>
       <w:r>
         <w:rPr>
           <w:rFonts w:ascii="Calibri" w:hAnsi="Calibri"/>
           <w:b w:val="0"/>
-          <w:sz w:val="20"/>
+          <w:sz w:val="18"/>
         </w:rPr>
         <w:t>Русский (родной) | Английский (свободный) | Испанский (базовый) | Иврит (базовый)</w:t>
       </w:r>
     </w:p>
     <w:sectPr>
       <w:pgSz w:w="12240" w:h="15840"/>
-      <w:pgMar w:top="850" w:right="1134" w:bottom="850" w:left="1134" w:header="720" w:footer="720" w:gutter="0"/>
+      <w:pgMar w:top="567" w:right="850" w:bottom="567" w:left="850" w:header="720" w:footer="720" w:gutter="0"/>
       <w:cols w:space="720"/>
       <w:docGrid w:linePitch="360"/>
     </w:sectPr>
@@ -1284,9 +1362,12 @@
     <w:name w:val="Normal"/>
     <w:qFormat/>
     <w:rsid w:val="00FC693F"/>
+    <w:pPr>
+      <w:spacing w:after="20" w:before="0"/>
+    </w:pPr>
     <w:rPr>
       <w:rFonts w:ascii="Calibri" w:hAnsi="Calibri"/>
-      <w:sz w:val="20"/>
+      <w:sz w:val="18"/>
     </w:rPr>
   </w:style>
   <w:style w:type="paragraph" w:styleId="Header">

--- a/Resume/Resume_Vladislav_Orekhov-Miller_RU.docx
+++ b/Resume/Resume_Vladislav_Orekhov-Miller_RU.docx
@@ -4,7 +4,7 @@
   <w:body>
     <w:p>
       <w:pPr>
-        <w:spacing w:after="20" w:before="0"/>
+        <w:spacing w:after="40" w:before="0"/>
         <w:jc w:val="center"/>
       </w:pPr>
       <w:r>
@@ -19,7 +19,7 @@
     </w:p>
     <w:p>
       <w:pPr>
-        <w:spacing w:after="20" w:before="0"/>
+        <w:spacing w:after="20"/>
         <w:jc w:val="center"/>
       </w:pPr>
       <w:r>
@@ -32,7 +32,7 @@
     </w:p>
     <w:p>
       <w:pPr>
-        <w:spacing w:after="40" w:before="0"/>
+        <w:spacing w:after="0"/>
         <w:jc w:val="center"/>
       </w:pPr>
       <w:r>
@@ -56,9 +56,9 @@
     </w:p>
     <w:p>
       <w:pPr>
-        <w:spacing w:before="120" w:after="40"/>
+        <w:spacing w:before="160" w:after="80" w:line="240" w:lineRule="exact"/>
         <w:pBdr>
-          <w:bottom w:val="single" w:sz="4" w:space="1" w:color="1F4E79"/>
+          <w:bottom w:val="single" w:sz="6" w:space="1" w:color="1F4E79"/>
         </w:pBdr>
       </w:pPr>
       <w:r>
@@ -66,14 +66,14 @@
           <w:rFonts w:ascii="Calibri" w:hAnsi="Calibri"/>
           <w:b/>
           <w:color w:val="1F4E79"/>
-          <w:sz w:val="20"/>
+          <w:sz w:val="21"/>
         </w:rPr>
         <w:t>ЦЕЛЬ</w:t>
       </w:r>
     </w:p>
     <w:p>
       <w:pPr>
-        <w:spacing w:after="20" w:before="0" w:line="220" w:lineRule="exact"/>
+        <w:spacing w:after="20" w:before="0" w:line="230" w:lineRule="exact"/>
       </w:pPr>
       <w:r>
         <w:rPr>
@@ -86,7 +86,7 @@
     </w:p>
     <w:p>
       <w:pPr>
-        <w:spacing w:after="20" w:before="0" w:line="220" w:lineRule="exact"/>
+        <w:spacing w:after="40" w:before="0" w:line="230" w:lineRule="exact"/>
       </w:pPr>
       <w:r>
         <w:rPr>
@@ -99,9 +99,9 @@
     </w:p>
     <w:p>
       <w:pPr>
-        <w:spacing w:before="120" w:after="40"/>
+        <w:spacing w:before="160" w:after="80" w:line="240" w:lineRule="exact"/>
         <w:pBdr>
-          <w:bottom w:val="single" w:sz="4" w:space="1" w:color="1F4E79"/>
+          <w:bottom w:val="single" w:sz="6" w:space="1" w:color="1F4E79"/>
         </w:pBdr>
       </w:pPr>
       <w:r>
@@ -109,14 +109,14 @@
           <w:rFonts w:ascii="Calibri" w:hAnsi="Calibri"/>
           <w:b/>
           <w:color w:val="1F4E79"/>
-          <w:sz w:val="20"/>
+          <w:sz w:val="21"/>
         </w:rPr>
         <w:t>О СЕБЕ</w:t>
       </w:r>
     </w:p>
     <w:p>
       <w:pPr>
-        <w:spacing w:after="20" w:before="0" w:line="220" w:lineRule="exact"/>
+        <w:spacing w:after="40" w:before="0" w:line="230" w:lineRule="exact"/>
       </w:pPr>
       <w:r>
         <w:rPr>
@@ -129,7 +129,7 @@
     </w:p>
     <w:p>
       <w:pPr>
-        <w:spacing w:after="20" w:before="0" w:line="220" w:lineRule="exact"/>
+        <w:spacing w:after="40" w:before="0" w:line="230" w:lineRule="exact"/>
       </w:pPr>
       <w:r>
         <w:rPr>
@@ -142,9 +142,9 @@
     </w:p>
     <w:p>
       <w:pPr>
-        <w:spacing w:before="120" w:after="40"/>
+        <w:spacing w:before="160" w:after="80" w:line="240" w:lineRule="exact"/>
         <w:pBdr>
-          <w:bottom w:val="single" w:sz="4" w:space="1" w:color="1F4E79"/>
+          <w:bottom w:val="single" w:sz="6" w:space="1" w:color="1F4E79"/>
         </w:pBdr>
       </w:pPr>
       <w:r>
@@ -152,7 +152,7 @@
           <w:rFonts w:ascii="Calibri" w:hAnsi="Calibri"/>
           <w:b/>
           <w:color w:val="1F4E79"/>
-          <w:sz w:val="20"/>
+          <w:sz w:val="21"/>
         </w:rPr>
         <w:t>КЛЮЧЕВЫЕ НАВЫКИ</w:t>
       </w:r>
@@ -174,13 +174,13 @@
           </w:tcPr>
           <w:p>
             <w:pPr>
-              <w:spacing w:after="0" w:before="0"/>
+              <w:spacing w:after="20" w:before="20"/>
             </w:pPr>
             <w:r>
               <w:rPr>
                 <w:rFonts w:ascii="Calibri" w:hAnsi="Calibri"/>
                 <w:b/>
-                <w:sz w:val="16"/>
+                <w:sz w:val="17"/>
               </w:rPr>
               <w:t>Направление</w:t>
             </w:r>
@@ -192,13 +192,13 @@
           </w:tcPr>
           <w:p>
             <w:pPr>
-              <w:spacing w:after="0" w:before="0"/>
+              <w:spacing w:after="20" w:before="20"/>
             </w:pPr>
             <w:r>
               <w:rPr>
                 <w:rFonts w:ascii="Calibri" w:hAnsi="Calibri"/>
                 <w:b/>
-                <w:sz w:val="16"/>
+                <w:sz w:val="17"/>
               </w:rPr>
               <w:t>Навыки</w:t>
             </w:r>
@@ -212,12 +212,12 @@
           </w:tcPr>
           <w:p>
             <w:pPr>
-              <w:spacing w:after="0" w:before="0"/>
+              <w:spacing w:after="20" w:before="20"/>
             </w:pPr>
             <w:r>
               <w:rPr>
                 <w:rFonts w:ascii="Calibri" w:hAnsi="Calibri"/>
-                <w:sz w:val="16"/>
+                <w:sz w:val="17"/>
               </w:rPr>
               <w:t>Анализ и моделирование</w:t>
             </w:r>
@@ -229,12 +229,12 @@
           </w:tcPr>
           <w:p>
             <w:pPr>
-              <w:spacing w:after="0" w:before="0"/>
+              <w:spacing w:after="20" w:before="20"/>
             </w:pPr>
             <w:r>
               <w:rPr>
                 <w:rFonts w:ascii="Calibri" w:hAnsi="Calibri"/>
-                <w:sz w:val="16"/>
+                <w:sz w:val="17"/>
               </w:rPr>
               <w:t>BPMN 2.0, UML (Use Case, State Machine, Activity), ERD (Chen, Crow's Foot)</w:t>
             </w:r>
@@ -248,12 +248,12 @@
           </w:tcPr>
           <w:p>
             <w:pPr>
-              <w:spacing w:after="0" w:before="0"/>
+              <w:spacing w:after="20" w:before="20"/>
             </w:pPr>
             <w:r>
               <w:rPr>
                 <w:rFonts w:ascii="Calibri" w:hAnsi="Calibri"/>
-                <w:sz w:val="16"/>
+                <w:sz w:val="17"/>
               </w:rPr>
               <w:t>Данные и SQL</w:t>
             </w:r>
@@ -265,12 +265,12 @@
           </w:tcPr>
           <w:p>
             <w:pPr>
-              <w:spacing w:after="0" w:before="0"/>
+              <w:spacing w:after="20" w:before="20"/>
             </w:pPr>
             <w:r>
               <w:rPr>
                 <w:rFonts w:ascii="Calibri" w:hAnsi="Calibri"/>
-                <w:sz w:val="16"/>
+                <w:sz w:val="17"/>
               </w:rPr>
               <w:t>SQL (JOIN, подзапросы, CTE, оконные функции, агрегация), нормализация (1НФ–3НФ)</w:t>
             </w:r>
@@ -284,12 +284,12 @@
           </w:tcPr>
           <w:p>
             <w:pPr>
-              <w:spacing w:after="0" w:before="0"/>
+              <w:spacing w:after="20" w:before="20"/>
             </w:pPr>
             <w:r>
               <w:rPr>
                 <w:rFonts w:ascii="Calibri" w:hAnsi="Calibri"/>
-                <w:sz w:val="16"/>
+                <w:sz w:val="17"/>
               </w:rPr>
               <w:t>Инструменты</w:t>
             </w:r>
@@ -301,14 +301,14 @@
           </w:tcPr>
           <w:p>
             <w:pPr>
-              <w:spacing w:after="0" w:before="0"/>
+              <w:spacing w:after="20" w:before="20"/>
             </w:pPr>
             <w:r>
               <w:rPr>
                 <w:rFonts w:ascii="Calibri" w:hAnsi="Calibri"/>
-                <w:sz w:val="16"/>
+                <w:sz w:val="17"/>
               </w:rPr>
-              <w:t>Power BI, MS Excel (сводные таблицы, формулы, графики), Miro, Draw.io, Figma</w:t>
+              <w:t>Power BI, MS Excel (сводные, формулы, графики), Miro, Draw.io, Figma</w:t>
             </w:r>
           </w:p>
         </w:tc>
@@ -320,12 +320,12 @@
           </w:tcPr>
           <w:p>
             <w:pPr>
-              <w:spacing w:after="0" w:before="0"/>
+              <w:spacing w:after="20" w:before="20"/>
             </w:pPr>
             <w:r>
               <w:rPr>
                 <w:rFonts w:ascii="Calibri" w:hAnsi="Calibri"/>
-                <w:sz w:val="16"/>
+                <w:sz w:val="17"/>
               </w:rPr>
               <w:t>Документация</w:t>
             </w:r>
@@ -337,12 +337,12 @@
           </w:tcPr>
           <w:p>
             <w:pPr>
-              <w:spacing w:after="0" w:before="0"/>
+              <w:spacing w:after="20" w:before="20"/>
             </w:pPr>
             <w:r>
               <w:rPr>
                 <w:rFonts w:ascii="Calibri" w:hAnsi="Calibri"/>
-                <w:sz w:val="16"/>
+                <w:sz w:val="17"/>
               </w:rPr>
               <w:t>Сбор и документирование требований, ТЗ, словарь данных, Use Case спецификации</w:t>
             </w:r>
@@ -356,12 +356,12 @@
           </w:tcPr>
           <w:p>
             <w:pPr>
-              <w:spacing w:after="0" w:before="0"/>
+              <w:spacing w:after="20" w:before="20"/>
             </w:pPr>
             <w:r>
               <w:rPr>
                 <w:rFonts w:ascii="Calibri" w:hAnsi="Calibri"/>
-                <w:sz w:val="16"/>
+                <w:sz w:val="17"/>
               </w:rPr>
               <w:t>Методологии</w:t>
             </w:r>
@@ -373,12 +373,12 @@
           </w:tcPr>
           <w:p>
             <w:pPr>
-              <w:spacing w:after="0" w:before="0"/>
+              <w:spacing w:after="20" w:before="20"/>
             </w:pPr>
             <w:r>
               <w:rPr>
                 <w:rFonts w:ascii="Calibri" w:hAnsi="Calibri"/>
-                <w:sz w:val="16"/>
+                <w:sz w:val="17"/>
               </w:rPr>
               <w:t>Agile/Scrum (основы), Waterfall, AS-IS/TO-BE анализ</w:t>
             </w:r>
@@ -388,9 +388,9 @@
     </w:tbl>
     <w:p>
       <w:pPr>
-        <w:spacing w:before="120" w:after="40"/>
+        <w:spacing w:before="160" w:after="80" w:line="240" w:lineRule="exact"/>
         <w:pBdr>
-          <w:bottom w:val="single" w:sz="4" w:space="1" w:color="1F4E79"/>
+          <w:bottom w:val="single" w:sz="6" w:space="1" w:color="1F4E79"/>
         </w:pBdr>
       </w:pPr>
       <w:r>
@@ -398,14 +398,14 @@
           <w:rFonts w:ascii="Calibri" w:hAnsi="Calibri"/>
           <w:b/>
           <w:color w:val="1F4E79"/>
-          <w:sz w:val="20"/>
+          <w:sz w:val="21"/>
         </w:rPr>
         <w:t>ПРОЕКТЫ И ПОРТФОЛИО</w:t>
       </w:r>
     </w:p>
     <w:p>
       <w:pPr>
-        <w:spacing w:after="40" w:before="0" w:line="220" w:lineRule="exact"/>
+        <w:spacing w:after="40" w:before="0" w:line="230" w:lineRule="exact"/>
       </w:pPr>
       <w:r>
         <w:rPr>
@@ -429,13 +429,13 @@
     </w:p>
     <w:p>
       <w:pPr>
-        <w:spacing w:after="20" w:before="40" w:line="220" w:lineRule="exact"/>
+        <w:spacing w:after="40" w:before="120" w:line="230" w:lineRule="exact"/>
       </w:pPr>
       <w:r>
         <w:rPr>
           <w:rFonts w:ascii="Calibri" w:hAnsi="Calibri"/>
           <w:b/>
-          <w:sz w:val="18"/>
+          <w:sz w:val="19"/>
         </w:rPr>
         <w:t>Vita Clinic — Анализ бизнес-процессов медицинской клиники</w:t>
       </w:r>
@@ -443,33 +443,33 @@
     <w:p>
       <w:pPr>
         <w:pStyle w:val="ListBullet"/>
-        <w:spacing w:after="10" w:before="0" w:line="220" w:lineRule="exact"/>
+        <w:spacing w:after="20" w:before="0" w:line="230" w:lineRule="exact"/>
       </w:pPr>
       <w:r>
         <w:rPr>
           <w:rFonts w:ascii="Calibri" w:hAnsi="Calibri"/>
           <w:sz w:val="18"/>
         </w:rPr>
-        <w:t>Провёл AS-IS анализ процесса записи пациентов, выявил 4 узких места и предложил решения на основе best practices автоматизации</w:t>
+        <w:t>Провёл AS-IS анализ процесса записи пациентов, выявил 4 узких места (дублирование данных, ручная маршрутизация, отсутствие валидации, зависимость от рецепциониста) и предложил набор решений на основе best practices автоматизации</w:t>
       </w:r>
     </w:p>
     <w:p>
       <w:pPr>
         <w:pStyle w:val="ListBullet"/>
-        <w:spacing w:after="10" w:before="0" w:line="220" w:lineRule="exact"/>
+        <w:spacing w:after="20" w:before="0" w:line="230" w:lineRule="exact"/>
       </w:pPr>
       <w:r>
         <w:rPr>
           <w:rFonts w:ascii="Calibri" w:hAnsi="Calibri"/>
           <w:sz w:val="18"/>
         </w:rPr>
-        <w:t>Спроектировал TO-BE модель — сократил цепочку обработки заявки с 5 до 2 шагов</w:t>
+        <w:t>Спроектировал TO-BE модель с автоматизацией записи — сократил цепочку обработки заявки с 5 до 2 шагов, устранив ручной этап рецепциониста и ускорив первичную обработку данных</w:t>
       </w:r>
     </w:p>
     <w:p>
       <w:pPr>
         <w:pStyle w:val="ListBullet"/>
-        <w:spacing w:after="10" w:before="0" w:line="220" w:lineRule="exact"/>
+        <w:spacing w:after="20" w:before="0" w:line="230" w:lineRule="exact"/>
       </w:pPr>
       <w:r>
         <w:rPr>
@@ -482,38 +482,38 @@
     <w:p>
       <w:pPr>
         <w:pStyle w:val="ListBullet"/>
-        <w:spacing w:after="10" w:before="0" w:line="220" w:lineRule="exact"/>
+        <w:spacing w:after="20" w:before="0" w:line="230" w:lineRule="exact"/>
       </w:pPr>
       <w:r>
         <w:rPr>
           <w:rFonts w:ascii="Calibri" w:hAnsi="Calibri"/>
           <w:sz w:val="18"/>
         </w:rPr>
-        <w:t>Разработал интерактивный прототип мобильного приложения (12 экранов) в Figma</w:t>
+        <w:t>Разработал интерактивный прототип мобильного приложения (12 экранов) в Figma, спроектировал путь пользователя от авторизации до подтверждения записи</w:t>
       </w:r>
     </w:p>
     <w:p>
       <w:pPr>
         <w:pStyle w:val="ListBullet"/>
-        <w:spacing w:after="10" w:before="0" w:line="220" w:lineRule="exact"/>
+        <w:spacing w:after="20" w:before="0" w:line="230" w:lineRule="exact"/>
       </w:pPr>
       <w:r>
         <w:rPr>
           <w:rFonts w:ascii="Calibri" w:hAnsi="Calibri"/>
           <w:sz w:val="18"/>
         </w:rPr>
-        <w:t>Сформулировал 17 функциональных и 4 нефункциональных требования, оформил Use Case спецификацию</w:t>
+        <w:t>Сформулировал 17 функциональных и 4 нефункциональных требования к системе, оформил Use Case спецификацию</w:t>
       </w:r>
     </w:p>
     <w:p>
       <w:pPr>
-        <w:spacing w:after="20" w:before="40" w:line="220" w:lineRule="exact"/>
+        <w:spacing w:after="40" w:before="120" w:line="230" w:lineRule="exact"/>
       </w:pPr>
       <w:r>
         <w:rPr>
           <w:rFonts w:ascii="Calibri" w:hAnsi="Calibri"/>
           <w:b/>
-          <w:sz w:val="18"/>
+          <w:sz w:val="19"/>
         </w:rPr>
         <w:t>Nakarabine — Проектирование базы данных e-commerce платформы</w:t>
       </w:r>
@@ -521,20 +521,20 @@
     <w:p>
       <w:pPr>
         <w:pStyle w:val="ListBullet"/>
-        <w:spacing w:after="10" w:before="0" w:line="220" w:lineRule="exact"/>
+        <w:spacing w:after="20" w:before="0" w:line="230" w:lineRule="exact"/>
       </w:pPr>
       <w:r>
         <w:rPr>
           <w:rFonts w:ascii="Calibri" w:hAnsi="Calibri"/>
           <w:sz w:val="18"/>
         </w:rPr>
-        <w:t>Разработал логическую модель данных (PK, FK, UNIQUE, NOT NULL, CHECK-ограничения)</w:t>
+        <w:t>Разработал логическую модель данных (PK, FK, UNIQUE, NOT NULL, CHECK-ограничения), определил кардинальности связей и обеспечил ссылочную целостность</w:t>
       </w:r>
     </w:p>
     <w:p>
       <w:pPr>
         <w:pStyle w:val="ListBullet"/>
-        <w:spacing w:after="10" w:before="0" w:line="220" w:lineRule="exact"/>
+        <w:spacing w:after="20" w:before="0" w:line="230" w:lineRule="exact"/>
       </w:pPr>
       <w:r>
         <w:rPr>
@@ -547,25 +547,25 @@
     <w:p>
       <w:pPr>
         <w:pStyle w:val="ListBullet"/>
-        <w:spacing w:after="10" w:before="0" w:line="220" w:lineRule="exact"/>
+        <w:spacing w:after="20" w:before="0" w:line="230" w:lineRule="exact"/>
       </w:pPr>
       <w:r>
         <w:rPr>
           <w:rFonts w:ascii="Calibri" w:hAnsi="Calibri"/>
           <w:sz w:val="18"/>
         </w:rPr>
-        <w:t>Разработал словарь данных и глоссарий терминологии для систематизации работы команды</w:t>
+        <w:t>Разработал словарь данных и глоссарий терминологии для систематизации работы команды: описание атрибутов, типы данных, бизнес-правила, допустимые значения</w:t>
       </w:r>
     </w:p>
     <w:p>
       <w:pPr>
-        <w:spacing w:after="20" w:before="40" w:line="220" w:lineRule="exact"/>
+        <w:spacing w:after="40" w:before="120" w:line="230" w:lineRule="exact"/>
       </w:pPr>
       <w:r>
         <w:rPr>
           <w:rFonts w:ascii="Calibri" w:hAnsi="Calibri"/>
           <w:b/>
-          <w:sz w:val="18"/>
+          <w:sz w:val="19"/>
         </w:rPr>
         <w:t>Анализ продаж ресторана — SQL-проект</w:t>
       </w:r>
@@ -573,20 +573,20 @@
     <w:p>
       <w:pPr>
         <w:pStyle w:val="ListBullet"/>
-        <w:spacing w:after="10" w:before="0" w:line="220" w:lineRule="exact"/>
+        <w:spacing w:after="20" w:before="0" w:line="230" w:lineRule="exact"/>
       </w:pPr>
       <w:r>
         <w:rPr>
           <w:rFonts w:ascii="Calibri" w:hAnsi="Calibri"/>
           <w:sz w:val="18"/>
         </w:rPr>
-        <w:t>Спроектировал реляционную схему (DDL) и наполнил тестовыми данными (50 заказов, 20 позиций меню)</w:t>
+        <w:t>Спроектировал реляционную схему (DDL: CREATE TABLE, PRIMARY KEY, FOREIGN KEY, constraints) и наполнил тестовыми данными (50 заказов, 20 позиций меню)</w:t>
       </w:r>
     </w:p>
     <w:p>
       <w:pPr>
         <w:pStyle w:val="ListBullet"/>
-        <w:spacing w:after="10" w:before="0" w:line="220" w:lineRule="exact"/>
+        <w:spacing w:after="20" w:before="0" w:line="230" w:lineRule="exact"/>
       </w:pPr>
       <w:r>
         <w:rPr>
@@ -599,7 +599,7 @@
     <w:p>
       <w:pPr>
         <w:pStyle w:val="ListBullet"/>
-        <w:spacing w:after="10" w:before="0" w:line="220" w:lineRule="exact"/>
+        <w:spacing w:after="20" w:before="0" w:line="230" w:lineRule="exact"/>
       </w:pPr>
       <w:r>
         <w:rPr>
@@ -611,9 +611,9 @@
     </w:p>
     <w:p>
       <w:pPr>
-        <w:spacing w:before="120" w:after="40"/>
+        <w:spacing w:before="160" w:after="80" w:line="240" w:lineRule="exact"/>
         <w:pBdr>
-          <w:bottom w:val="single" w:sz="4" w:space="1" w:color="1F4E79"/>
+          <w:bottom w:val="single" w:sz="6" w:space="1" w:color="1F4E79"/>
         </w:pBdr>
       </w:pPr>
       <w:r>
@@ -621,27 +621,27 @@
           <w:rFonts w:ascii="Calibri" w:hAnsi="Calibri"/>
           <w:b/>
           <w:color w:val="1F4E79"/>
-          <w:sz w:val="20"/>
+          <w:sz w:val="21"/>
         </w:rPr>
         <w:t>ОПЫТ РАБОТЫ</w:t>
       </w:r>
     </w:p>
     <w:p>
       <w:pPr>
-        <w:spacing w:after="0" w:before="0" w:line="220" w:lineRule="exact"/>
+        <w:spacing w:after="40" w:before="120" w:line="230" w:lineRule="exact"/>
       </w:pPr>
       <w:r>
         <w:rPr>
           <w:rFonts w:ascii="Calibri" w:hAnsi="Calibri"/>
           <w:b/>
-          <w:sz w:val="18"/>
+          <w:sz w:val="19"/>
         </w:rPr>
         <w:t>KFC Cinema City — Rishon LeTsiyon, Israel</w:t>
       </w:r>
     </w:p>
     <w:p>
       <w:pPr>
-        <w:spacing w:after="20" w:before="0" w:line="220" w:lineRule="exact"/>
+        <w:spacing w:after="40" w:before="0" w:line="230" w:lineRule="exact"/>
       </w:pPr>
       <w:r>
         <w:rPr>
@@ -655,45 +655,45 @@
     <w:p>
       <w:pPr>
         <w:pStyle w:val="ListBullet"/>
-        <w:spacing w:after="10" w:before="0" w:line="220" w:lineRule="exact"/>
+        <w:spacing w:after="20" w:before="0" w:line="230" w:lineRule="exact"/>
       </w:pPr>
       <w:r>
         <w:rPr>
           <w:rFonts w:ascii="Calibri" w:hAnsi="Calibri"/>
           <w:sz w:val="18"/>
         </w:rPr>
-        <w:t>Построил систему ежедневной аналитики ресторана (900+ чеков/день): выявил просадку в обеденный пик, перераспределил ресурсы — рост прибыли на 10%</w:t>
+        <w:t>Построил систему ежедневной аналитики ресторана (900+ чеков/день): отслеживал выручку, средний чек, загрузку по часам, выход продукции — выявил просадку в обеденный пик, перераспределил ресурсы, что привело к росту прибыли на 10%</w:t>
       </w:r>
     </w:p>
     <w:p>
       <w:pPr>
         <w:pStyle w:val="ListBullet"/>
-        <w:spacing w:after="10" w:before="0" w:line="220" w:lineRule="exact"/>
+        <w:spacing w:after="20" w:before="0" w:line="230" w:lineRule="exact"/>
       </w:pPr>
       <w:r>
         <w:rPr>
           <w:rFonts w:ascii="Calibri" w:hAnsi="Calibri"/>
           <w:sz w:val="18"/>
         </w:rPr>
-        <w:t>Внедрил data-driven подход к управлению запасами — сократил расходы на снабжение на 15%</w:t>
+        <w:t>Внедрил data-driven подход к управлению запасами: анализировал расход по категориям, скорректировал объёмы закупок — сократил расходы на снабжение на 15%</w:t>
       </w:r>
     </w:p>
     <w:p>
       <w:pPr>
         <w:pStyle w:val="ListBullet"/>
-        <w:spacing w:after="10" w:before="0" w:line="220" w:lineRule="exact"/>
+        <w:spacing w:after="20" w:before="0" w:line="230" w:lineRule="exact"/>
       </w:pPr>
       <w:r>
         <w:rPr>
           <w:rFonts w:ascii="Calibri" w:hAnsi="Calibri"/>
           <w:sz w:val="18"/>
         </w:rPr>
-        <w:t>Координировал команду из 20+ сотрудников, стандартизировал операционные процедуры</w:t>
+        <w:t>Координировал команду из 20+ сотрудников, стандартизировал операционные процедуры и разработал чек-листы контроля качества</w:t>
       </w:r>
     </w:p>
     <w:p>
       <w:pPr>
-        <w:spacing w:after="20" w:before="40" w:line="220" w:lineRule="exact"/>
+        <w:spacing w:after="40" w:before="0" w:line="230" w:lineRule="exact"/>
       </w:pPr>
       <w:r>
         <w:rPr>
@@ -707,32 +707,32 @@
     <w:p>
       <w:pPr>
         <w:pStyle w:val="ListBullet"/>
-        <w:spacing w:after="10" w:before="0" w:line="220" w:lineRule="exact"/>
+        <w:spacing w:after="20" w:before="0" w:line="230" w:lineRule="exact"/>
       </w:pPr>
       <w:r>
         <w:rPr>
           <w:rFonts w:ascii="Calibri" w:hAnsi="Calibri"/>
           <w:sz w:val="18"/>
         </w:rPr>
-        <w:t>Управлял операционными процессами смены (15 сотрудников): контроль SLA, мониторинг качества, решение инцидентов</w:t>
+        <w:t>Управлял операционными процессами смены (15 сотрудников): контроль SLA по скорости обслуживания, мониторинг показателей качества, оперативное решение инцидентов</w:t>
       </w:r>
     </w:p>
     <w:p>
       <w:pPr>
-        <w:spacing w:after="0" w:before="60" w:line="220" w:lineRule="exact"/>
+        <w:spacing w:after="40" w:before="120" w:line="230" w:lineRule="exact"/>
       </w:pPr>
       <w:r>
         <w:rPr>
           <w:rFonts w:ascii="Calibri" w:hAnsi="Calibri"/>
           <w:b/>
-          <w:sz w:val="18"/>
+          <w:sz w:val="19"/>
         </w:rPr>
         <w:t>Стажировка — Burger King Corporation, Москва</w:t>
       </w:r>
     </w:p>
     <w:p>
       <w:pPr>
-        <w:spacing w:after="20" w:before="0" w:line="220" w:lineRule="exact"/>
+        <w:spacing w:after="40" w:before="0" w:line="230" w:lineRule="exact"/>
       </w:pPr>
       <w:r>
         <w:rPr>
@@ -746,45 +746,45 @@
     <w:p>
       <w:pPr>
         <w:pStyle w:val="ListBullet"/>
-        <w:spacing w:after="10" w:before="0" w:line="220" w:lineRule="exact"/>
+        <w:spacing w:after="20" w:before="0" w:line="230" w:lineRule="exact"/>
       </w:pPr>
       <w:r>
         <w:rPr>
           <w:rFonts w:ascii="Calibri" w:hAnsi="Calibri"/>
           <w:sz w:val="18"/>
         </w:rPr>
-        <w:t>Построил аналитические дашборды по продажам 50+ ресторанов в Excel</w:t>
+        <w:t>Построил аналитические дашборды по продажам 50+ ресторанов в Excel (сводные таблицы, INDEX/MATCH, условное форматирование)</w:t>
       </w:r>
     </w:p>
     <w:p>
       <w:pPr>
         <w:pStyle w:val="ListBullet"/>
-        <w:spacing w:after="10" w:before="0" w:line="220" w:lineRule="exact"/>
+        <w:spacing w:after="20" w:before="0" w:line="230" w:lineRule="exact"/>
       </w:pPr>
       <w:r>
         <w:rPr>
           <w:rFonts w:ascii="Calibri" w:hAnsi="Calibri"/>
           <w:sz w:val="18"/>
         </w:rPr>
-        <w:t>Автоматизировал категоризацию 10 000+ чеков — выявил 5 точек роста для региональных менеджеров</w:t>
+        <w:t>Автоматизировал категоризацию 10 000+ чеков и составил рейтинг ресторанов по выручке — выявил 5 точек роста для региональных менеджеров</w:t>
       </w:r>
     </w:p>
     <w:p>
       <w:pPr>
         <w:pStyle w:val="ListBullet"/>
-        <w:spacing w:after="10" w:before="0" w:line="220" w:lineRule="exact"/>
+        <w:spacing w:after="20" w:before="0" w:line="230" w:lineRule="exact"/>
       </w:pPr>
       <w:r>
         <w:rPr>
           <w:rFonts w:ascii="Calibri" w:hAnsi="Calibri"/>
           <w:sz w:val="18"/>
         </w:rPr>
-        <w:t>Подготовил визуализации KPI для еженедельной презентации руководству</w:t>
+        <w:t>Подготовил визуализации KPI (конверсия, средний чек, динамика) для еженедельной презентации руководству</w:t>
       </w:r>
     </w:p>
     <w:p>
       <w:pPr>
-        <w:spacing w:after="20" w:before="40" w:line="220" w:lineRule="exact"/>
+        <w:spacing w:after="40" w:before="0" w:line="230" w:lineRule="exact"/>
       </w:pPr>
       <w:r>
         <w:rPr>
@@ -798,45 +798,45 @@
     <w:p>
       <w:pPr>
         <w:pStyle w:val="ListBullet"/>
-        <w:spacing w:after="10" w:before="0" w:line="220" w:lineRule="exact"/>
+        <w:spacing w:after="20" w:before="0" w:line="230" w:lineRule="exact"/>
       </w:pPr>
       <w:r>
         <w:rPr>
           <w:rFonts w:ascii="Calibri" w:hAnsi="Calibri"/>
           <w:sz w:val="18"/>
         </w:rPr>
-        <w:t>Собирал и структурировал финансовые данные, готовил сводные таблицы для квартальных отчётов</w:t>
+        <w:t>Собирал и структурировал финансовые данные из нескольких источников, готовил сводные таблицы для квартальных отчётов</w:t>
       </w:r>
     </w:p>
     <w:p>
       <w:pPr>
         <w:pStyle w:val="ListBullet"/>
-        <w:spacing w:after="10" w:before="0" w:line="220" w:lineRule="exact"/>
+        <w:spacing w:after="20" w:before="0" w:line="230" w:lineRule="exact"/>
       </w:pPr>
       <w:r>
         <w:rPr>
           <w:rFonts w:ascii="Calibri" w:hAnsi="Calibri"/>
           <w:sz w:val="18"/>
         </w:rPr>
-        <w:t>Ассистировал в построении прогнозных моделей продаж</w:t>
+        <w:t>Ассистировал в построении прогнозных моделей продаж на основе исторических данных</w:t>
       </w:r>
     </w:p>
     <w:p>
       <w:pPr>
-        <w:spacing w:after="0" w:before="60" w:line="220" w:lineRule="exact"/>
+        <w:spacing w:after="40" w:before="120" w:line="230" w:lineRule="exact"/>
       </w:pPr>
       <w:r>
         <w:rPr>
           <w:rFonts w:ascii="Calibri" w:hAnsi="Calibri"/>
           <w:b/>
-          <w:sz w:val="18"/>
+          <w:sz w:val="19"/>
         </w:rPr>
         <w:t>Стажировка — Knight Frank, Москва</w:t>
       </w:r>
     </w:p>
     <w:p>
       <w:pPr>
-        <w:spacing w:after="20" w:before="0" w:line="220" w:lineRule="exact"/>
+        <w:spacing w:after="40" w:before="0" w:line="230" w:lineRule="exact"/>
       </w:pPr>
       <w:r>
         <w:rPr>
@@ -850,34 +850,34 @@
     <w:p>
       <w:pPr>
         <w:pStyle w:val="ListBullet"/>
-        <w:spacing w:after="10" w:before="0" w:line="220" w:lineRule="exact"/>
+        <w:spacing w:after="20" w:before="0" w:line="230" w:lineRule="exact"/>
       </w:pPr>
       <w:r>
         <w:rPr>
           <w:rFonts w:ascii="Calibri" w:hAnsi="Calibri"/>
           <w:sz w:val="18"/>
         </w:rPr>
-        <w:t>Провёл конкурентный анализ 30+ жилых объектов премиум-сегмента — подготовил сравнительный отчёт</w:t>
+        <w:t>Провёл конкурентный анализ 30+ жилых объектов премиум-сегмента: цена за м², локация, инфраструктура — подготовил сравнительный отчёт для инвестиционного решения</w:t>
       </w:r>
     </w:p>
     <w:p>
       <w:pPr>
         <w:pStyle w:val="ListBullet"/>
-        <w:spacing w:after="10" w:before="0" w:line="220" w:lineRule="exact"/>
+        <w:spacing w:after="20" w:before="0" w:line="230" w:lineRule="exact"/>
       </w:pPr>
       <w:r>
         <w:rPr>
           <w:rFonts w:ascii="Calibri" w:hAnsi="Calibri"/>
           <w:sz w:val="18"/>
         </w:rPr>
-        <w:t>Участвовал в оценке стоимости объектов методом сравнительного подхода</w:t>
+        <w:t>Участвовал в оценке стоимости объектов методом сравнительного подхода, оформил аналитические записки для международного офиса</w:t>
       </w:r>
     </w:p>
     <w:p>
       <w:pPr>
-        <w:spacing w:before="120" w:after="40"/>
+        <w:spacing w:before="160" w:after="80" w:line="240" w:lineRule="exact"/>
         <w:pBdr>
-          <w:bottom w:val="single" w:sz="4" w:space="1" w:color="1F4E79"/>
+          <w:bottom w:val="single" w:sz="6" w:space="1" w:color="1F4E79"/>
         </w:pBdr>
       </w:pPr>
       <w:r>
@@ -885,14 +885,14 @@
           <w:rFonts w:ascii="Calibri" w:hAnsi="Calibri"/>
           <w:b/>
           <w:color w:val="1F4E79"/>
-          <w:sz w:val="20"/>
+          <w:sz w:val="21"/>
         </w:rPr>
         <w:t>ОБРАЗОВАНИЕ</w:t>
       </w:r>
     </w:p>
     <w:p>
       <w:pPr>
-        <w:spacing w:after="0" w:before="0" w:line="220" w:lineRule="exact"/>
+        <w:spacing w:after="20" w:before="0" w:line="230" w:lineRule="exact"/>
       </w:pPr>
       <w:r>
         <w:rPr>
@@ -905,7 +905,7 @@
     </w:p>
     <w:p>
       <w:pPr>
-        <w:spacing w:after="20" w:before="0" w:line="220" w:lineRule="exact"/>
+        <w:spacing w:after="40" w:before="0" w:line="230" w:lineRule="exact"/>
       </w:pPr>
       <w:r>
         <w:rPr>
@@ -918,9 +918,9 @@
     </w:p>
     <w:p>
       <w:pPr>
-        <w:spacing w:before="120" w:after="40"/>
+        <w:spacing w:before="160" w:after="80" w:line="240" w:lineRule="exact"/>
         <w:pBdr>
-          <w:bottom w:val="single" w:sz="4" w:space="1" w:color="1F4E79"/>
+          <w:bottom w:val="single" w:sz="6" w:space="1" w:color="1F4E79"/>
         </w:pBdr>
       </w:pPr>
       <w:r>
@@ -928,14 +928,14 @@
           <w:rFonts w:ascii="Calibri" w:hAnsi="Calibri"/>
           <w:b/>
           <w:color w:val="1F4E79"/>
-          <w:sz w:val="20"/>
+          <w:sz w:val="21"/>
         </w:rPr>
         <w:t>ПОВЫШЕНИЕ КВАЛИФИКАЦИИ</w:t>
       </w:r>
     </w:p>
     <w:p>
       <w:pPr>
-        <w:spacing w:after="0" w:before="0" w:line="220" w:lineRule="exact"/>
+        <w:spacing w:after="20" w:before="0" w:line="230" w:lineRule="exact"/>
       </w:pPr>
       <w:r>
         <w:rPr>
@@ -948,7 +948,7 @@
     </w:p>
     <w:p>
       <w:pPr>
-        <w:spacing w:after="20" w:before="0" w:line="220" w:lineRule="exact"/>
+        <w:spacing w:after="40" w:before="0" w:line="230" w:lineRule="exact"/>
       </w:pPr>
       <w:r>
         <w:rPr>
@@ -961,9 +961,9 @@
     </w:p>
     <w:p>
       <w:pPr>
-        <w:spacing w:before="120" w:after="40"/>
+        <w:spacing w:before="160" w:after="80" w:line="240" w:lineRule="exact"/>
         <w:pBdr>
-          <w:bottom w:val="single" w:sz="4" w:space="1" w:color="1F4E79"/>
+          <w:bottom w:val="single" w:sz="6" w:space="1" w:color="1F4E79"/>
         </w:pBdr>
       </w:pPr>
       <w:r>
@@ -971,14 +971,14 @@
           <w:rFonts w:ascii="Calibri" w:hAnsi="Calibri"/>
           <w:b/>
           <w:color w:val="1F4E79"/>
-          <w:sz w:val="20"/>
+          <w:sz w:val="21"/>
         </w:rPr>
         <w:t>ЯЗЫКИ</w:t>
       </w:r>
     </w:p>
     <w:p>
       <w:pPr>
-        <w:spacing w:after="20" w:before="0" w:line="220" w:lineRule="exact"/>
+        <w:spacing w:after="40" w:before="0" w:line="230" w:lineRule="exact"/>
       </w:pPr>
       <w:r>
         <w:rPr>
@@ -991,7 +991,7 @@
     </w:p>
     <w:sectPr>
       <w:pgSz w:w="12240" w:h="15840"/>
-      <w:pgMar w:top="567" w:right="850" w:bottom="567" w:left="850" w:header="720" w:footer="720" w:gutter="0"/>
+      <w:pgMar w:top="680" w:right="850" w:bottom="567" w:left="850" w:header="720" w:footer="720" w:gutter="0"/>
       <w:cols w:space="720"/>
       <w:docGrid w:linePitch="360"/>
     </w:sectPr>
@@ -1363,7 +1363,7 @@
     <w:qFormat/>
     <w:rsid w:val="00FC693F"/>
     <w:pPr>
-      <w:spacing w:after="20" w:before="0"/>
+      <w:spacing w:after="0" w:before="0"/>
     </w:pPr>
     <w:rPr>
       <w:rFonts w:ascii="Calibri" w:hAnsi="Calibri"/>

--- a/Resume/Resume_Vladislav_Orekhov-Miller_RU.docx
+++ b/Resume/Resume_Vladislav_Orekhov-Miller_RU.docx
@@ -4,7 +4,7 @@
   <w:body>
     <w:p>
       <w:pPr>
-        <w:spacing w:after="40" w:before="0"/>
+        <w:spacing w:after="40"/>
         <w:jc w:val="center"/>
       </w:pPr>
       <w:r>
@@ -900,7 +900,7 @@
           <w:b/>
           <w:sz w:val="18"/>
         </w:rPr>
-        <w:t>Финансовый университет при Правительстве РФ, Москва | 2018 – 2022</w:t>
+        <w:t>Touro University New York | 2018 – 2023</w:t>
       </w:r>
     </w:p>
     <w:p>
@@ -913,7 +913,20 @@
           <w:b w:val="0"/>
           <w:sz w:val="18"/>
         </w:rPr>
-        <w:t>Бакалавр экономики, Международные финансы</w:t>
+        <w:t>Bachelor of Science, Business Management</w:t>
+      </w:r>
+    </w:p>
+    <w:p>
+      <w:pPr>
+        <w:spacing w:after="40" w:before="20" w:line="230" w:lineRule="exact"/>
+      </w:pPr>
+      <w:r>
+        <w:rPr>
+          <w:rFonts w:ascii="Calibri" w:hAnsi="Calibri"/>
+          <w:b w:val="0"/>
+          <w:sz w:val="17"/>
+        </w:rPr>
+        <w:t>Senior Honors Project: Case Study of Virgin Galactic within the Aerospace Industry</w:t>
       </w:r>
     </w:p>
     <w:p>

--- a/Resume/Resume_Vladislav_Orekhov-Miller_RU.docx
+++ b/Resume/Resume_Vladislav_Orekhov-Miller_RU.docx
@@ -56,7 +56,7 @@
     </w:p>
     <w:p>
       <w:pPr>
-        <w:spacing w:before="160" w:after="80" w:line="240" w:lineRule="exact"/>
+        <w:spacing w:before="120" w:after="60" w:line="240" w:lineRule="exact"/>
         <w:pBdr>
           <w:bottom w:val="single" w:sz="6" w:space="1" w:color="1F4E79"/>
         </w:pBdr>
@@ -99,7 +99,7 @@
     </w:p>
     <w:p>
       <w:pPr>
-        <w:spacing w:before="160" w:after="80" w:line="240" w:lineRule="exact"/>
+        <w:spacing w:before="120" w:after="60" w:line="240" w:lineRule="exact"/>
         <w:pBdr>
           <w:bottom w:val="single" w:sz="6" w:space="1" w:color="1F4E79"/>
         </w:pBdr>
@@ -142,7 +142,7 @@
     </w:p>
     <w:p>
       <w:pPr>
-        <w:spacing w:before="160" w:after="80" w:line="240" w:lineRule="exact"/>
+        <w:spacing w:before="120" w:after="60" w:line="240" w:lineRule="exact"/>
         <w:pBdr>
           <w:bottom w:val="single" w:sz="6" w:space="1" w:color="1F4E79"/>
         </w:pBdr>
@@ -308,7 +308,7 @@
                 <w:rFonts w:ascii="Calibri" w:hAnsi="Calibri"/>
                 <w:sz w:val="17"/>
               </w:rPr>
-              <w:t>Power BI, MS Excel (сводные, формулы, графики), Miro, Draw.io, Figma</w:t>
+              <w:t>Power BI, MS Excel (сводные таблицы, формулы, графики), Miro, Draw.io, Figma</w:t>
             </w:r>
           </w:p>
         </w:tc>
@@ -388,7 +388,7 @@
     </w:tbl>
     <w:p>
       <w:pPr>
-        <w:spacing w:before="160" w:after="80" w:line="240" w:lineRule="exact"/>
+        <w:spacing w:before="120" w:after="60" w:line="240" w:lineRule="exact"/>
         <w:pBdr>
           <w:bottom w:val="single" w:sz="6" w:space="1" w:color="1F4E79"/>
         </w:pBdr>
@@ -429,7 +429,7 @@
     </w:p>
     <w:p>
       <w:pPr>
-        <w:spacing w:after="40" w:before="120" w:line="230" w:lineRule="exact"/>
+        <w:spacing w:after="40" w:before="80" w:line="230" w:lineRule="exact"/>
       </w:pPr>
       <w:r>
         <w:rPr>
@@ -443,7 +443,7 @@
     <w:p>
       <w:pPr>
         <w:pStyle w:val="ListBullet"/>
-        <w:spacing w:after="20" w:before="0" w:line="230" w:lineRule="exact"/>
+        <w:spacing w:after="10" w:before="0" w:line="230" w:lineRule="exact"/>
       </w:pPr>
       <w:r>
         <w:rPr>
@@ -456,7 +456,7 @@
     <w:p>
       <w:pPr>
         <w:pStyle w:val="ListBullet"/>
-        <w:spacing w:after="20" w:before="0" w:line="230" w:lineRule="exact"/>
+        <w:spacing w:after="10" w:before="0" w:line="230" w:lineRule="exact"/>
       </w:pPr>
       <w:r>
         <w:rPr>
@@ -469,7 +469,7 @@
     <w:p>
       <w:pPr>
         <w:pStyle w:val="ListBullet"/>
-        <w:spacing w:after="20" w:before="0" w:line="230" w:lineRule="exact"/>
+        <w:spacing w:after="10" w:before="0" w:line="230" w:lineRule="exact"/>
       </w:pPr>
       <w:r>
         <w:rPr>
@@ -482,7 +482,7 @@
     <w:p>
       <w:pPr>
         <w:pStyle w:val="ListBullet"/>
-        <w:spacing w:after="20" w:before="0" w:line="230" w:lineRule="exact"/>
+        <w:spacing w:after="10" w:before="0" w:line="230" w:lineRule="exact"/>
       </w:pPr>
       <w:r>
         <w:rPr>
@@ -495,7 +495,7 @@
     <w:p>
       <w:pPr>
         <w:pStyle w:val="ListBullet"/>
-        <w:spacing w:after="20" w:before="0" w:line="230" w:lineRule="exact"/>
+        <w:spacing w:after="10" w:before="0" w:line="230" w:lineRule="exact"/>
       </w:pPr>
       <w:r>
         <w:rPr>
@@ -507,7 +507,7 @@
     </w:p>
     <w:p>
       <w:pPr>
-        <w:spacing w:after="40" w:before="120" w:line="230" w:lineRule="exact"/>
+        <w:spacing w:after="40" w:before="80" w:line="230" w:lineRule="exact"/>
       </w:pPr>
       <w:r>
         <w:rPr>
@@ -521,7 +521,7 @@
     <w:p>
       <w:pPr>
         <w:pStyle w:val="ListBullet"/>
-        <w:spacing w:after="20" w:before="0" w:line="230" w:lineRule="exact"/>
+        <w:spacing w:after="10" w:before="0" w:line="230" w:lineRule="exact"/>
       </w:pPr>
       <w:r>
         <w:rPr>
@@ -534,7 +534,7 @@
     <w:p>
       <w:pPr>
         <w:pStyle w:val="ListBullet"/>
-        <w:spacing w:after="20" w:before="0" w:line="230" w:lineRule="exact"/>
+        <w:spacing w:after="10" w:before="0" w:line="230" w:lineRule="exact"/>
       </w:pPr>
       <w:r>
         <w:rPr>
@@ -547,7 +547,7 @@
     <w:p>
       <w:pPr>
         <w:pStyle w:val="ListBullet"/>
-        <w:spacing w:after="20" w:before="0" w:line="230" w:lineRule="exact"/>
+        <w:spacing w:after="10" w:before="0" w:line="230" w:lineRule="exact"/>
       </w:pPr>
       <w:r>
         <w:rPr>
@@ -559,7 +559,7 @@
     </w:p>
     <w:p>
       <w:pPr>
-        <w:spacing w:after="40" w:before="120" w:line="230" w:lineRule="exact"/>
+        <w:spacing w:after="40" w:before="80" w:line="230" w:lineRule="exact"/>
       </w:pPr>
       <w:r>
         <w:rPr>
@@ -573,7 +573,7 @@
     <w:p>
       <w:pPr>
         <w:pStyle w:val="ListBullet"/>
-        <w:spacing w:after="20" w:before="0" w:line="230" w:lineRule="exact"/>
+        <w:spacing w:after="10" w:before="0" w:line="230" w:lineRule="exact"/>
       </w:pPr>
       <w:r>
         <w:rPr>
@@ -586,7 +586,7 @@
     <w:p>
       <w:pPr>
         <w:pStyle w:val="ListBullet"/>
-        <w:spacing w:after="20" w:before="0" w:line="230" w:lineRule="exact"/>
+        <w:spacing w:after="10" w:before="0" w:line="230" w:lineRule="exact"/>
       </w:pPr>
       <w:r>
         <w:rPr>
@@ -599,7 +599,7 @@
     <w:p>
       <w:pPr>
         <w:pStyle w:val="ListBullet"/>
-        <w:spacing w:after="20" w:before="0" w:line="230" w:lineRule="exact"/>
+        <w:spacing w:after="10" w:before="0" w:line="230" w:lineRule="exact"/>
       </w:pPr>
       <w:r>
         <w:rPr>
@@ -611,7 +611,7 @@
     </w:p>
     <w:p>
       <w:pPr>
-        <w:spacing w:before="160" w:after="80" w:line="240" w:lineRule="exact"/>
+        <w:spacing w:before="120" w:after="60" w:line="240" w:lineRule="exact"/>
         <w:pBdr>
           <w:bottom w:val="single" w:sz="6" w:space="1" w:color="1F4E79"/>
         </w:pBdr>
@@ -628,7 +628,7 @@
     </w:p>
     <w:p>
       <w:pPr>
-        <w:spacing w:after="40" w:before="120" w:line="230" w:lineRule="exact"/>
+        <w:spacing w:after="40" w:before="80" w:line="230" w:lineRule="exact"/>
       </w:pPr>
       <w:r>
         <w:rPr>
@@ -641,7 +641,7 @@
     </w:p>
     <w:p>
       <w:pPr>
-        <w:spacing w:after="40" w:before="0" w:line="230" w:lineRule="exact"/>
+        <w:spacing w:after="20" w:before="0" w:line="230" w:lineRule="exact"/>
       </w:pPr>
       <w:r>
         <w:rPr>
@@ -655,7 +655,7 @@
     <w:p>
       <w:pPr>
         <w:pStyle w:val="ListBullet"/>
-        <w:spacing w:after="20" w:before="0" w:line="230" w:lineRule="exact"/>
+        <w:spacing w:after="10" w:before="0" w:line="230" w:lineRule="exact"/>
       </w:pPr>
       <w:r>
         <w:rPr>
@@ -668,7 +668,7 @@
     <w:p>
       <w:pPr>
         <w:pStyle w:val="ListBullet"/>
-        <w:spacing w:after="20" w:before="0" w:line="230" w:lineRule="exact"/>
+        <w:spacing w:after="10" w:before="0" w:line="230" w:lineRule="exact"/>
       </w:pPr>
       <w:r>
         <w:rPr>
@@ -681,7 +681,7 @@
     <w:p>
       <w:pPr>
         <w:pStyle w:val="ListBullet"/>
-        <w:spacing w:after="20" w:before="0" w:line="230" w:lineRule="exact"/>
+        <w:spacing w:after="10" w:before="0" w:line="230" w:lineRule="exact"/>
       </w:pPr>
       <w:r>
         <w:rPr>
@@ -693,7 +693,7 @@
     </w:p>
     <w:p>
       <w:pPr>
-        <w:spacing w:after="40" w:before="0" w:line="230" w:lineRule="exact"/>
+        <w:spacing w:after="20" w:before="0" w:line="230" w:lineRule="exact"/>
       </w:pPr>
       <w:r>
         <w:rPr>
@@ -707,7 +707,7 @@
     <w:p>
       <w:pPr>
         <w:pStyle w:val="ListBullet"/>
-        <w:spacing w:after="20" w:before="0" w:line="230" w:lineRule="exact"/>
+        <w:spacing w:after="10" w:before="0" w:line="230" w:lineRule="exact"/>
       </w:pPr>
       <w:r>
         <w:rPr>
@@ -719,7 +719,7 @@
     </w:p>
     <w:p>
       <w:pPr>
-        <w:spacing w:after="40" w:before="120" w:line="230" w:lineRule="exact"/>
+        <w:spacing w:after="40" w:before="80" w:line="230" w:lineRule="exact"/>
       </w:pPr>
       <w:r>
         <w:rPr>
@@ -732,7 +732,7 @@
     </w:p>
     <w:p>
       <w:pPr>
-        <w:spacing w:after="40" w:before="0" w:line="230" w:lineRule="exact"/>
+        <w:spacing w:after="20" w:before="0" w:line="230" w:lineRule="exact"/>
       </w:pPr>
       <w:r>
         <w:rPr>
@@ -746,7 +746,7 @@
     <w:p>
       <w:pPr>
         <w:pStyle w:val="ListBullet"/>
-        <w:spacing w:after="20" w:before="0" w:line="230" w:lineRule="exact"/>
+        <w:spacing w:after="10" w:before="0" w:line="230" w:lineRule="exact"/>
       </w:pPr>
       <w:r>
         <w:rPr>
@@ -759,7 +759,7 @@
     <w:p>
       <w:pPr>
         <w:pStyle w:val="ListBullet"/>
-        <w:spacing w:after="20" w:before="0" w:line="230" w:lineRule="exact"/>
+        <w:spacing w:after="10" w:before="0" w:line="230" w:lineRule="exact"/>
       </w:pPr>
       <w:r>
         <w:rPr>
@@ -772,7 +772,7 @@
     <w:p>
       <w:pPr>
         <w:pStyle w:val="ListBullet"/>
-        <w:spacing w:after="20" w:before="0" w:line="230" w:lineRule="exact"/>
+        <w:spacing w:after="10" w:before="0" w:line="230" w:lineRule="exact"/>
       </w:pPr>
       <w:r>
         <w:rPr>
@@ -784,7 +784,7 @@
     </w:p>
     <w:p>
       <w:pPr>
-        <w:spacing w:after="40" w:before="0" w:line="230" w:lineRule="exact"/>
+        <w:spacing w:after="20" w:before="0" w:line="230" w:lineRule="exact"/>
       </w:pPr>
       <w:r>
         <w:rPr>
@@ -798,7 +798,7 @@
     <w:p>
       <w:pPr>
         <w:pStyle w:val="ListBullet"/>
-        <w:spacing w:after="20" w:before="0" w:line="230" w:lineRule="exact"/>
+        <w:spacing w:after="10" w:before="0" w:line="230" w:lineRule="exact"/>
       </w:pPr>
       <w:r>
         <w:rPr>
@@ -811,7 +811,7 @@
     <w:p>
       <w:pPr>
         <w:pStyle w:val="ListBullet"/>
-        <w:spacing w:after="20" w:before="0" w:line="230" w:lineRule="exact"/>
+        <w:spacing w:after="10" w:before="0" w:line="230" w:lineRule="exact"/>
       </w:pPr>
       <w:r>
         <w:rPr>
@@ -823,7 +823,7 @@
     </w:p>
     <w:p>
       <w:pPr>
-        <w:spacing w:after="40" w:before="120" w:line="230" w:lineRule="exact"/>
+        <w:spacing w:after="40" w:before="80" w:line="230" w:lineRule="exact"/>
       </w:pPr>
       <w:r>
         <w:rPr>
@@ -836,7 +836,7 @@
     </w:p>
     <w:p>
       <w:pPr>
-        <w:spacing w:after="40" w:before="0" w:line="230" w:lineRule="exact"/>
+        <w:spacing w:after="20" w:before="0" w:line="230" w:lineRule="exact"/>
       </w:pPr>
       <w:r>
         <w:rPr>
@@ -850,7 +850,7 @@
     <w:p>
       <w:pPr>
         <w:pStyle w:val="ListBullet"/>
-        <w:spacing w:after="20" w:before="0" w:line="230" w:lineRule="exact"/>
+        <w:spacing w:after="10" w:before="0" w:line="230" w:lineRule="exact"/>
       </w:pPr>
       <w:r>
         <w:rPr>
@@ -863,7 +863,7 @@
     <w:p>
       <w:pPr>
         <w:pStyle w:val="ListBullet"/>
-        <w:spacing w:after="20" w:before="0" w:line="230" w:lineRule="exact"/>
+        <w:spacing w:after="10" w:before="0" w:line="230" w:lineRule="exact"/>
       </w:pPr>
       <w:r>
         <w:rPr>
@@ -875,7 +875,7 @@
     </w:p>
     <w:p>
       <w:pPr>
-        <w:spacing w:before="160" w:after="80" w:line="240" w:lineRule="exact"/>
+        <w:spacing w:before="120" w:after="60" w:line="240" w:lineRule="exact"/>
         <w:pBdr>
           <w:bottom w:val="single" w:sz="6" w:space="1" w:color="1F4E79"/>
         </w:pBdr>
@@ -931,7 +931,7 @@
     </w:p>
     <w:p>
       <w:pPr>
-        <w:spacing w:before="160" w:after="80" w:line="240" w:lineRule="exact"/>
+        <w:spacing w:before="120" w:after="60" w:line="240" w:lineRule="exact"/>
         <w:pBdr>
           <w:bottom w:val="single" w:sz="6" w:space="1" w:color="1F4E79"/>
         </w:pBdr>
@@ -974,7 +974,7 @@
     </w:p>
     <w:p>
       <w:pPr>
-        <w:spacing w:before="160" w:after="80" w:line="240" w:lineRule="exact"/>
+        <w:spacing w:before="120" w:after="60" w:line="240" w:lineRule="exact"/>
         <w:pBdr>
           <w:bottom w:val="single" w:sz="6" w:space="1" w:color="1F4E79"/>
         </w:pBdr>
@@ -1004,7 +1004,7 @@
     </w:p>
     <w:sectPr>
       <w:pgSz w:w="12240" w:h="15840"/>
-      <w:pgMar w:top="680" w:right="850" w:bottom="567" w:left="850" w:header="720" w:footer="720" w:gutter="0"/>
+      <w:pgMar w:top="567" w:right="850" w:bottom="482" w:left="850" w:header="720" w:footer="720" w:gutter="0"/>
       <w:cols w:space="720"/>
       <w:docGrid w:linePitch="360"/>
     </w:sectPr>

--- a/Resume/Resume_Vladislav_Orekhov-Miller_RU.docx
+++ b/Resume/Resume_Vladislav_Orekhov-Miller_RU.docx
@@ -4,14 +4,14 @@
   <w:body>
     <w:p>
       <w:pPr>
-        <w:spacing w:after="40"/>
+        <w:spacing w:before="0" w:after="0" w:line="240" w:lineRule="auto"/>
         <w:jc w:val="center"/>
       </w:pPr>
       <w:r>
         <w:rPr>
-          <w:rFonts w:ascii="Calibri" w:hAnsi="Calibri"/>
+          <w:rFonts w:ascii="Times New Roman" w:hAnsi="Times New Roman"/>
           <w:b/>
-          <w:color w:val="1F4E79"/>
+          <w:i w:val="0"/>
           <w:sz w:val="28"/>
         </w:rPr>
         <w:t>ВЛАДИСЛАВ ОРЕХОВ-МИЛЛЕР</w:t>
@@ -19,423 +19,244 @@
     </w:p>
     <w:p>
       <w:pPr>
-        <w:spacing w:after="20"/>
+        <w:spacing w:before="0" w:after="0" w:line="240" w:lineRule="auto"/>
         <w:jc w:val="center"/>
       </w:pPr>
       <w:r>
         <w:rPr>
-          <w:rFonts w:ascii="Calibri" w:hAnsi="Calibri"/>
-          <w:sz w:val="18"/>
+          <w:rFonts w:ascii="Times New Roman" w:hAnsi="Times New Roman"/>
+          <w:b w:val="0"/>
+          <w:i w:val="0"/>
+          <w:sz w:val="24"/>
         </w:rPr>
         <w:t>+7 (925) 472-90-54 | vladislav.miller2000@gmail.com | Москва, Россия</w:t>
       </w:r>
     </w:p>
     <w:p>
       <w:pPr>
-        <w:spacing w:after="0"/>
+        <w:spacing w:before="0" w:after="0" w:line="240" w:lineRule="auto"/>
         <w:jc w:val="center"/>
       </w:pPr>
       <w:r>
         <w:rPr>
-          <w:rFonts w:ascii="Calibri" w:hAnsi="Calibri"/>
-          <w:sz w:val="18"/>
+          <w:rFonts w:ascii="Times New Roman" w:hAnsi="Times New Roman"/>
+          <w:b w:val="0"/>
+          <w:i w:val="0"/>
+          <w:sz w:val="24"/>
         </w:rPr>
-        <w:t xml:space="preserve">GitHub: </w:t>
+        <w:t>GitHub: github.com/vladislavmiller2000-bit/System-Analysis</w:t>
       </w:r>
-      <w:hyperlink r:id="rId9">
-        <w:r>
-          <w:rPr>
-            <w:color w:val="0563C1"/>
-            <w:u w:val="single"/>
-            <w:rFonts w:ascii="Calibri" w:hAnsi="Calibri"/>
-            <w:sz w:val="18"/>
-          </w:rPr>
-          <w:t>github.com/vladislavmiller2000-bit/System-Analysis</w:t>
-        </w:r>
-      </w:hyperlink>
     </w:p>
     <w:p>
       <w:pPr>
-        <w:spacing w:before="120" w:after="60" w:line="240" w:lineRule="exact"/>
-        <w:pBdr>
-          <w:bottom w:val="single" w:sz="6" w:space="1" w:color="1F4E79"/>
-        </w:pBdr>
+        <w:spacing w:before="0" w:after="0" w:line="240" w:lineRule="auto"/>
       </w:pPr>
       <w:r>
         <w:rPr>
-          <w:rFonts w:ascii="Calibri" w:hAnsi="Calibri"/>
+          <w:rFonts w:ascii="Times New Roman" w:hAnsi="Times New Roman"/>
           <w:b/>
-          <w:color w:val="1F4E79"/>
-          <w:sz w:val="21"/>
+          <w:i w:val="0"/>
+          <w:sz w:val="24"/>
+          <w:u w:val="single"/>
         </w:rPr>
         <w:t>ЦЕЛЬ</w:t>
       </w:r>
     </w:p>
     <w:p>
       <w:pPr>
-        <w:spacing w:after="20" w:before="0" w:line="230" w:lineRule="exact"/>
+        <w:spacing w:before="0" w:after="0" w:line="240" w:lineRule="auto"/>
       </w:pPr>
       <w:r>
         <w:rPr>
-          <w:rFonts w:ascii="Calibri" w:hAnsi="Calibri"/>
+          <w:rFonts w:ascii="Times New Roman" w:hAnsi="Times New Roman"/>
           <w:b/>
-          <w:sz w:val="18"/>
+          <w:i w:val="0"/>
+          <w:sz w:val="24"/>
         </w:rPr>
         <w:t>Junior System Analyst / Junior Business Analyst</w:t>
       </w:r>
     </w:p>
     <w:p>
       <w:pPr>
-        <w:spacing w:after="40" w:before="0" w:line="230" w:lineRule="exact"/>
+        <w:spacing w:before="0" w:after="0" w:line="240" w:lineRule="auto"/>
       </w:pPr>
       <w:r>
         <w:rPr>
-          <w:rFonts w:ascii="Calibri" w:hAnsi="Calibri"/>
+          <w:rFonts w:ascii="Times New Roman" w:hAnsi="Times New Roman"/>
           <w:b w:val="0"/>
-          <w:sz w:val="18"/>
+          <w:i w:val="0"/>
+          <w:sz w:val="24"/>
         </w:rPr>
         <w:t>Ищу позицию системного или бизнес-аналитика с возможностью профессионального роста. Готов к стажировке или позиции с обучением.</w:t>
       </w:r>
     </w:p>
     <w:p>
       <w:pPr>
-        <w:spacing w:before="120" w:after="60" w:line="240" w:lineRule="exact"/>
-        <w:pBdr>
-          <w:bottom w:val="single" w:sz="6" w:space="1" w:color="1F4E79"/>
-        </w:pBdr>
+        <w:spacing w:before="0" w:after="0" w:line="240" w:lineRule="auto"/>
       </w:pPr>
       <w:r>
         <w:rPr>
-          <w:rFonts w:ascii="Calibri" w:hAnsi="Calibri"/>
+          <w:rFonts w:ascii="Times New Roman" w:hAnsi="Times New Roman"/>
           <w:b/>
-          <w:color w:val="1F4E79"/>
-          <w:sz w:val="21"/>
+          <w:i w:val="0"/>
+          <w:sz w:val="24"/>
+          <w:u w:val="single"/>
         </w:rPr>
         <w:t>О СЕБЕ</w:t>
       </w:r>
     </w:p>
     <w:p>
       <w:pPr>
-        <w:spacing w:after="40" w:before="0" w:line="230" w:lineRule="exact"/>
+        <w:spacing w:before="0" w:after="0" w:line="240" w:lineRule="auto"/>
       </w:pPr>
       <w:r>
         <w:rPr>
-          <w:rFonts w:ascii="Calibri" w:hAnsi="Calibri"/>
+          <w:rFonts w:ascii="Times New Roman" w:hAnsi="Times New Roman"/>
           <w:b w:val="0"/>
-          <w:sz w:val="18"/>
+          <w:i w:val="0"/>
+          <w:sz w:val="24"/>
         </w:rPr>
         <w:t>Системный аналитик с практическим опытом моделирования бизнес-процессов, проектирования баз данных и написания аналитических SQL-запросов. Выполнял учебные проекты, реализующие полный цикл аналитической работы: от сбора требований и построения диаграмм (BPMN, UML, ERD) до нормализации данных и анализа метрик. Дополнительно имею опыт работы с данными в коммерческих организациях — анализ продаж, прогнозирование, визуализация KPI.</w:t>
       </w:r>
     </w:p>
     <w:p>
       <w:pPr>
-        <w:spacing w:after="40" w:before="0" w:line="230" w:lineRule="exact"/>
+        <w:spacing w:before="0" w:after="0" w:line="240" w:lineRule="auto"/>
       </w:pPr>
       <w:r>
         <w:rPr>
-          <w:rFonts w:ascii="Calibri" w:hAnsi="Calibri"/>
+          <w:rFonts w:ascii="Times New Roman" w:hAnsi="Times New Roman"/>
           <w:b w:val="0"/>
-          <w:sz w:val="18"/>
+          <w:i w:val="0"/>
+          <w:sz w:val="24"/>
         </w:rPr>
         <w:t>Свободно владею русским и английским языками, работал в международных командах (Израиль, Россия). Структурно мыслю, ориентирован на результат, быстро вхожу в предметную область.</w:t>
       </w:r>
     </w:p>
     <w:p>
       <w:pPr>
-        <w:spacing w:before="120" w:after="60" w:line="240" w:lineRule="exact"/>
-        <w:pBdr>
-          <w:bottom w:val="single" w:sz="6" w:space="1" w:color="1F4E79"/>
-        </w:pBdr>
+        <w:spacing w:before="0" w:after="0" w:line="240" w:lineRule="auto"/>
       </w:pPr>
       <w:r>
         <w:rPr>
-          <w:rFonts w:ascii="Calibri" w:hAnsi="Calibri"/>
+          <w:rFonts w:ascii="Times New Roman" w:hAnsi="Times New Roman"/>
           <w:b/>
-          <w:color w:val="1F4E79"/>
-          <w:sz w:val="21"/>
+          <w:i w:val="0"/>
+          <w:sz w:val="24"/>
+          <w:u w:val="single"/>
         </w:rPr>
         <w:t>КЛЮЧЕВЫЕ НАВЫКИ</w:t>
       </w:r>
     </w:p>
-    <w:tbl>
-      <w:tblPr>
-        <w:tblW w:type="auto" w:w="0"/>
-        <w:jc w:val="center"/>
-        <w:tblLook w:firstColumn="1" w:firstRow="1" w:lastColumn="0" w:lastRow="0" w:noHBand="0" w:noVBand="1" w:val="04A0"/>
-      </w:tblPr>
-      <w:tblGrid>
-        <w:gridCol w:w="5270"/>
-        <w:gridCol w:w="5270"/>
-      </w:tblGrid>
-      <w:tr>
-        <w:tc>
-          <w:tcPr>
-            <w:tcW w:type="dxa" w:w="5270"/>
-          </w:tcPr>
-          <w:p>
-            <w:pPr>
-              <w:spacing w:after="20" w:before="20"/>
-            </w:pPr>
-            <w:r>
-              <w:rPr>
-                <w:rFonts w:ascii="Calibri" w:hAnsi="Calibri"/>
-                <w:b/>
-                <w:sz w:val="17"/>
-              </w:rPr>
-              <w:t>Направление</w:t>
-            </w:r>
-          </w:p>
-        </w:tc>
-        <w:tc>
-          <w:tcPr>
-            <w:tcW w:type="dxa" w:w="5270"/>
-          </w:tcPr>
-          <w:p>
-            <w:pPr>
-              <w:spacing w:after="20" w:before="20"/>
-            </w:pPr>
-            <w:r>
-              <w:rPr>
-                <w:rFonts w:ascii="Calibri" w:hAnsi="Calibri"/>
-                <w:b/>
-                <w:sz w:val="17"/>
-              </w:rPr>
-              <w:t>Навыки</w:t>
-            </w:r>
-          </w:p>
-        </w:tc>
-      </w:tr>
-      <w:tr>
-        <w:tc>
-          <w:tcPr>
-            <w:tcW w:type="dxa" w:w="5270"/>
-          </w:tcPr>
-          <w:p>
-            <w:pPr>
-              <w:spacing w:after="20" w:before="20"/>
-            </w:pPr>
-            <w:r>
-              <w:rPr>
-                <w:rFonts w:ascii="Calibri" w:hAnsi="Calibri"/>
-                <w:sz w:val="17"/>
-              </w:rPr>
-              <w:t>Анализ и моделирование</w:t>
-            </w:r>
-          </w:p>
-        </w:tc>
-        <w:tc>
-          <w:tcPr>
-            <w:tcW w:type="dxa" w:w="5270"/>
-          </w:tcPr>
-          <w:p>
-            <w:pPr>
-              <w:spacing w:after="20" w:before="20"/>
-            </w:pPr>
-            <w:r>
-              <w:rPr>
-                <w:rFonts w:ascii="Calibri" w:hAnsi="Calibri"/>
-                <w:sz w:val="17"/>
-              </w:rPr>
-              <w:t>BPMN 2.0, UML (Use Case, State Machine, Activity), ERD (Chen, Crow's Foot)</w:t>
-            </w:r>
-          </w:p>
-        </w:tc>
-      </w:tr>
-      <w:tr>
-        <w:tc>
-          <w:tcPr>
-            <w:tcW w:type="dxa" w:w="5270"/>
-          </w:tcPr>
-          <w:p>
-            <w:pPr>
-              <w:spacing w:after="20" w:before="20"/>
-            </w:pPr>
-            <w:r>
-              <w:rPr>
-                <w:rFonts w:ascii="Calibri" w:hAnsi="Calibri"/>
-                <w:sz w:val="17"/>
-              </w:rPr>
-              <w:t>Данные и SQL</w:t>
-            </w:r>
-          </w:p>
-        </w:tc>
-        <w:tc>
-          <w:tcPr>
-            <w:tcW w:type="dxa" w:w="5270"/>
-          </w:tcPr>
-          <w:p>
-            <w:pPr>
-              <w:spacing w:after="20" w:before="20"/>
-            </w:pPr>
-            <w:r>
-              <w:rPr>
-                <w:rFonts w:ascii="Calibri" w:hAnsi="Calibri"/>
-                <w:sz w:val="17"/>
-              </w:rPr>
-              <w:t>SQL (JOIN, подзапросы, CTE, оконные функции, агрегация), нормализация (1НФ–3НФ)</w:t>
-            </w:r>
-          </w:p>
-        </w:tc>
-      </w:tr>
-      <w:tr>
-        <w:tc>
-          <w:tcPr>
-            <w:tcW w:type="dxa" w:w="5270"/>
-          </w:tcPr>
-          <w:p>
-            <w:pPr>
-              <w:spacing w:after="20" w:before="20"/>
-            </w:pPr>
-            <w:r>
-              <w:rPr>
-                <w:rFonts w:ascii="Calibri" w:hAnsi="Calibri"/>
-                <w:sz w:val="17"/>
-              </w:rPr>
-              <w:t>Инструменты</w:t>
-            </w:r>
-          </w:p>
-        </w:tc>
-        <w:tc>
-          <w:tcPr>
-            <w:tcW w:type="dxa" w:w="5270"/>
-          </w:tcPr>
-          <w:p>
-            <w:pPr>
-              <w:spacing w:after="20" w:before="20"/>
-            </w:pPr>
-            <w:r>
-              <w:rPr>
-                <w:rFonts w:ascii="Calibri" w:hAnsi="Calibri"/>
-                <w:sz w:val="17"/>
-              </w:rPr>
-              <w:t>Power BI, MS Excel (сводные таблицы, формулы, графики), Miro, Draw.io, Figma</w:t>
-            </w:r>
-          </w:p>
-        </w:tc>
-      </w:tr>
-      <w:tr>
-        <w:tc>
-          <w:tcPr>
-            <w:tcW w:type="dxa" w:w="5270"/>
-          </w:tcPr>
-          <w:p>
-            <w:pPr>
-              <w:spacing w:after="20" w:before="20"/>
-            </w:pPr>
-            <w:r>
-              <w:rPr>
-                <w:rFonts w:ascii="Calibri" w:hAnsi="Calibri"/>
-                <w:sz w:val="17"/>
-              </w:rPr>
-              <w:t>Документация</w:t>
-            </w:r>
-          </w:p>
-        </w:tc>
-        <w:tc>
-          <w:tcPr>
-            <w:tcW w:type="dxa" w:w="5270"/>
-          </w:tcPr>
-          <w:p>
-            <w:pPr>
-              <w:spacing w:after="20" w:before="20"/>
-            </w:pPr>
-            <w:r>
-              <w:rPr>
-                <w:rFonts w:ascii="Calibri" w:hAnsi="Calibri"/>
-                <w:sz w:val="17"/>
-              </w:rPr>
-              <w:t>Сбор и документирование требований, ТЗ, словарь данных, Use Case спецификации</w:t>
-            </w:r>
-          </w:p>
-        </w:tc>
-      </w:tr>
-      <w:tr>
-        <w:tc>
-          <w:tcPr>
-            <w:tcW w:type="dxa" w:w="5270"/>
-          </w:tcPr>
-          <w:p>
-            <w:pPr>
-              <w:spacing w:after="20" w:before="20"/>
-            </w:pPr>
-            <w:r>
-              <w:rPr>
-                <w:rFonts w:ascii="Calibri" w:hAnsi="Calibri"/>
-                <w:sz w:val="17"/>
-              </w:rPr>
-              <w:t>Методологии</w:t>
-            </w:r>
-          </w:p>
-        </w:tc>
-        <w:tc>
-          <w:tcPr>
-            <w:tcW w:type="dxa" w:w="5270"/>
-          </w:tcPr>
-          <w:p>
-            <w:pPr>
-              <w:spacing w:after="20" w:before="20"/>
-            </w:pPr>
-            <w:r>
-              <w:rPr>
-                <w:rFonts w:ascii="Calibri" w:hAnsi="Calibri"/>
-                <w:sz w:val="17"/>
-              </w:rPr>
-              <w:t>Agile/Scrum (основы), Waterfall, AS-IS/TO-BE анализ</w:t>
-            </w:r>
-          </w:p>
-        </w:tc>
-      </w:tr>
-    </w:tbl>
     <w:p>
       <w:pPr>
-        <w:spacing w:before="120" w:after="60" w:line="240" w:lineRule="exact"/>
-        <w:pBdr>
-          <w:bottom w:val="single" w:sz="6" w:space="1" w:color="1F4E79"/>
-        </w:pBdr>
+        <w:spacing w:before="0" w:after="0" w:line="240" w:lineRule="auto"/>
       </w:pPr>
       <w:r>
         <w:rPr>
-          <w:rFonts w:ascii="Calibri" w:hAnsi="Calibri"/>
-          <w:b/>
-          <w:color w:val="1F4E79"/>
-          <w:sz w:val="21"/>
+          <w:rFonts w:ascii="Times New Roman" w:hAnsi="Times New Roman"/>
+          <w:b w:val="0"/>
+          <w:i w:val="0"/>
+          <w:sz w:val="24"/>
         </w:rPr>
-        <w:t>ПРОЕКТЫ И ПОРТФОЛИО</w:t>
+        <w:t>Анализ и моделирование: BPMN 2.0, UML (Use Case, State Machine, Activity), ERD (Chen, Crow's Foot)</w:t>
       </w:r>
     </w:p>
     <w:p>
       <w:pPr>
-        <w:spacing w:after="40" w:before="0" w:line="230" w:lineRule="exact"/>
+        <w:spacing w:before="0" w:after="0" w:line="240" w:lineRule="auto"/>
       </w:pPr>
       <w:r>
         <w:rPr>
-          <w:rFonts w:ascii="Calibri" w:hAnsi="Calibri"/>
+          <w:rFonts w:ascii="Times New Roman" w:hAnsi="Times New Roman"/>
           <w:b w:val="0"/>
-          <w:sz w:val="18"/>
+          <w:i w:val="0"/>
+          <w:sz w:val="24"/>
         </w:rPr>
-        <w:t xml:space="preserve">GitHub: </w:t>
+        <w:t>Данные и SQL: SQL (JOIN, подзапросы, CTE, оконные функции, агрегация), нормализация (1НФ–3НФ)</w:t>
       </w:r>
-      <w:hyperlink r:id="rId9">
-        <w:r>
-          <w:rPr>
-            <w:color w:val="0563C1"/>
-            <w:u w:val="single"/>
-            <w:rFonts w:ascii="Calibri" w:hAnsi="Calibri"/>
-            <w:sz w:val="18"/>
-          </w:rPr>
-          <w:t>github.com/vladislavmiller2000-bit/System-Analysis</w:t>
-        </w:r>
-      </w:hyperlink>
     </w:p>
     <w:p>
       <w:pPr>
-        <w:spacing w:after="40" w:before="80" w:line="230" w:lineRule="exact"/>
+        <w:spacing w:before="0" w:after="0" w:line="240" w:lineRule="auto"/>
       </w:pPr>
       <w:r>
         <w:rPr>
-          <w:rFonts w:ascii="Calibri" w:hAnsi="Calibri"/>
+          <w:rFonts w:ascii="Times New Roman" w:hAnsi="Times New Roman"/>
+          <w:b w:val="0"/>
+          <w:i w:val="0"/>
+          <w:sz w:val="24"/>
+        </w:rPr>
+        <w:t>Инструменты: Power BI, MS Excel (сводные, формулы, графики), Miro, Draw.io, Figma</w:t>
+      </w:r>
+    </w:p>
+    <w:p>
+      <w:pPr>
+        <w:spacing w:before="0" w:after="0" w:line="240" w:lineRule="auto"/>
+      </w:pPr>
+      <w:r>
+        <w:rPr>
+          <w:rFonts w:ascii="Times New Roman" w:hAnsi="Times New Roman"/>
+          <w:b w:val="0"/>
+          <w:i w:val="0"/>
+          <w:sz w:val="24"/>
+        </w:rPr>
+        <w:t>Документация: сбор и документирование требований, ТЗ, словарь данных, Use Case спецификации</w:t>
+      </w:r>
+    </w:p>
+    <w:p>
+      <w:pPr>
+        <w:spacing w:before="0" w:after="0" w:line="240" w:lineRule="auto"/>
+      </w:pPr>
+      <w:r>
+        <w:rPr>
+          <w:rFonts w:ascii="Times New Roman" w:hAnsi="Times New Roman"/>
+          <w:b w:val="0"/>
+          <w:i w:val="0"/>
+          <w:sz w:val="24"/>
+        </w:rPr>
+        <w:t>Методологии: Agile/Scrum (основы), Waterfall, AS-IS/TO-BE анализ</w:t>
+      </w:r>
+    </w:p>
+    <w:p>
+      <w:pPr>
+        <w:spacing w:before="0" w:after="0" w:line="240" w:lineRule="auto"/>
+      </w:pPr>
+      <w:r>
+        <w:rPr>
+          <w:rFonts w:ascii="Times New Roman" w:hAnsi="Times New Roman"/>
           <w:b/>
-          <w:sz w:val="19"/>
+          <w:i w:val="0"/>
+          <w:sz w:val="24"/>
+          <w:u w:val="single"/>
+        </w:rPr>
+        <w:t>ПРОЕКТЫ</w:t>
+      </w:r>
+    </w:p>
+    <w:p>
+      <w:pPr>
+        <w:spacing w:before="0" w:after="0" w:line="240" w:lineRule="auto"/>
+      </w:pPr>
+      <w:r>
+        <w:rPr>
+          <w:rFonts w:ascii="Times New Roman" w:hAnsi="Times New Roman"/>
+          <w:b w:val="0"/>
+          <w:i w:val="0"/>
+          <w:sz w:val="24"/>
+        </w:rPr>
+        <w:t>Портфолио: github.com/vladislavmiller2000-bit/System-Analysis</w:t>
+      </w:r>
+    </w:p>
+    <w:p>
+      <w:pPr>
+        <w:spacing w:before="0" w:after="0" w:line="240" w:lineRule="auto"/>
+      </w:pPr>
+      <w:r>
+        <w:rPr>
+          <w:rFonts w:ascii="Times New Roman" w:hAnsi="Times New Roman"/>
+          <w:b/>
+          <w:i w:val="0"/>
+          <w:sz w:val="24"/>
         </w:rPr>
         <w:t>Vita Clinic — Анализ бизнес-процессов медицинской клиники</w:t>
       </w:r>
@@ -443,77 +264,93 @@
     <w:p>
       <w:pPr>
         <w:pStyle w:val="ListBullet"/>
-        <w:spacing w:after="10" w:before="0" w:line="230" w:lineRule="exact"/>
+        <w:spacing w:before="0" w:after="0" w:line="240" w:lineRule="auto"/>
+        <w:ind w:left="283" w:hanging="142"/>
       </w:pPr>
       <w:r>
         <w:rPr>
-          <w:rFonts w:ascii="Calibri" w:hAnsi="Calibri"/>
-          <w:sz w:val="18"/>
+          <w:rFonts w:ascii="Times New Roman" w:hAnsi="Times New Roman"/>
+          <w:b w:val="0"/>
+          <w:i w:val="0"/>
+          <w:sz w:val="24"/>
         </w:rPr>
-        <w:t>Провёл AS-IS анализ процесса записи пациентов, выявил 4 узких места (дублирование данных, ручная маршрутизация, отсутствие валидации, зависимость от рецепциониста) и предложил набор решений на основе best practices автоматизации</w:t>
+        <w:t>Провёл AS-IS анализ процесса записи пациентов, выявил 4 узких места (дублирование данных, ручная маршрутизация, отсутствие валидации, зависимость от рецепциониста) и предложил набор решений на основе best practices автоматизации.</w:t>
       </w:r>
     </w:p>
     <w:p>
       <w:pPr>
         <w:pStyle w:val="ListBullet"/>
-        <w:spacing w:after="10" w:before="0" w:line="230" w:lineRule="exact"/>
+        <w:spacing w:before="0" w:after="0" w:line="240" w:lineRule="auto"/>
+        <w:ind w:left="283" w:hanging="142"/>
       </w:pPr>
       <w:r>
         <w:rPr>
-          <w:rFonts w:ascii="Calibri" w:hAnsi="Calibri"/>
-          <w:sz w:val="18"/>
+          <w:rFonts w:ascii="Times New Roman" w:hAnsi="Times New Roman"/>
+          <w:b w:val="0"/>
+          <w:i w:val="0"/>
+          <w:sz w:val="24"/>
         </w:rPr>
-        <w:t>Спроектировал TO-BE модель с автоматизацией записи — сократил цепочку обработки заявки с 5 до 2 шагов, устранив ручной этап рецепциониста и ускорив первичную обработку данных</w:t>
+        <w:t>Спроектировал TO-BE модель с автоматизацией записи: сократил цепочку обработки заявки с 5 до 2 шагов, устранил ручной этап рецепциониста и ускорил первичную обработку данных.</w:t>
       </w:r>
     </w:p>
     <w:p>
       <w:pPr>
         <w:pStyle w:val="ListBullet"/>
-        <w:spacing w:after="10" w:before="0" w:line="230" w:lineRule="exact"/>
+        <w:spacing w:before="0" w:after="0" w:line="240" w:lineRule="auto"/>
+        <w:ind w:left="283" w:hanging="142"/>
       </w:pPr>
       <w:r>
         <w:rPr>
-          <w:rFonts w:ascii="Calibri" w:hAnsi="Calibri"/>
-          <w:sz w:val="18"/>
+          <w:rFonts w:ascii="Times New Roman" w:hAnsi="Times New Roman"/>
+          <w:b w:val="0"/>
+          <w:i w:val="0"/>
+          <w:sz w:val="24"/>
         </w:rPr>
-        <w:t>Построил BPMN 2.0 диаграммы (AS-IS и TO-BE) и UML State Machine для жизненного цикла записи</w:t>
+        <w:t>Построил BPMN 2.0 диаграммы (AS-IS и TO-BE) и UML State Machine для жизненного цикла записи.</w:t>
       </w:r>
     </w:p>
     <w:p>
       <w:pPr>
         <w:pStyle w:val="ListBullet"/>
-        <w:spacing w:after="10" w:before="0" w:line="230" w:lineRule="exact"/>
+        <w:spacing w:before="0" w:after="0" w:line="240" w:lineRule="auto"/>
+        <w:ind w:left="283" w:hanging="142"/>
       </w:pPr>
       <w:r>
         <w:rPr>
-          <w:rFonts w:ascii="Calibri" w:hAnsi="Calibri"/>
-          <w:sz w:val="18"/>
+          <w:rFonts w:ascii="Times New Roman" w:hAnsi="Times New Roman"/>
+          <w:b w:val="0"/>
+          <w:i w:val="0"/>
+          <w:sz w:val="24"/>
         </w:rPr>
-        <w:t>Разработал интерактивный прототип мобильного приложения (12 экранов) в Figma, спроектировал путь пользователя от авторизации до подтверждения записи</w:t>
+        <w:t>Разработал интерактивный прототип мобильного приложения (12 экранов) в Figma, спроектировал путь пользователя от авторизации до подтверждения записи.</w:t>
       </w:r>
     </w:p>
     <w:p>
       <w:pPr>
         <w:pStyle w:val="ListBullet"/>
-        <w:spacing w:after="10" w:before="0" w:line="230" w:lineRule="exact"/>
+        <w:spacing w:before="0" w:after="0" w:line="240" w:lineRule="auto"/>
+        <w:ind w:left="283" w:hanging="142"/>
       </w:pPr>
       <w:r>
         <w:rPr>
-          <w:rFonts w:ascii="Calibri" w:hAnsi="Calibri"/>
-          <w:sz w:val="18"/>
+          <w:rFonts w:ascii="Times New Roman" w:hAnsi="Times New Roman"/>
+          <w:b w:val="0"/>
+          <w:i w:val="0"/>
+          <w:sz w:val="24"/>
         </w:rPr>
-        <w:t>Сформулировал 17 функциональных и 4 нефункциональных требования к системе, оформил Use Case спецификацию</w:t>
+        <w:t>Сформулировал 17 функциональных и 4 нефункциональных требования к системе, оформил Use Case спецификацию.</w:t>
       </w:r>
     </w:p>
     <w:p>
       <w:pPr>
-        <w:spacing w:after="40" w:before="80" w:line="230" w:lineRule="exact"/>
+        <w:spacing w:before="0" w:after="0" w:line="240" w:lineRule="auto"/>
       </w:pPr>
       <w:r>
         <w:rPr>
-          <w:rFonts w:ascii="Calibri" w:hAnsi="Calibri"/>
+          <w:rFonts w:ascii="Times New Roman" w:hAnsi="Times New Roman"/>
           <w:b/>
-          <w:sz w:val="19"/>
+          <w:i w:val="0"/>
+          <w:sz w:val="24"/>
         </w:rPr>
         <w:t>Nakarabine — Проектирование базы данных e-commerce платформы</w:t>
       </w:r>
@@ -521,51 +358,61 @@
     <w:p>
       <w:pPr>
         <w:pStyle w:val="ListBullet"/>
-        <w:spacing w:after="10" w:before="0" w:line="230" w:lineRule="exact"/>
+        <w:spacing w:before="0" w:after="0" w:line="240" w:lineRule="auto"/>
+        <w:ind w:left="283" w:hanging="142"/>
       </w:pPr>
       <w:r>
         <w:rPr>
-          <w:rFonts w:ascii="Calibri" w:hAnsi="Calibri"/>
-          <w:sz w:val="18"/>
+          <w:rFonts w:ascii="Times New Roman" w:hAnsi="Times New Roman"/>
+          <w:b w:val="0"/>
+          <w:i w:val="0"/>
+          <w:sz w:val="24"/>
         </w:rPr>
-        <w:t>Разработал логическую модель данных (PK, FK, UNIQUE, NOT NULL, CHECK-ограничения), определил кардинальности связей и обеспечил ссылочную целостность</w:t>
+        <w:t>Разработал логическую модель данных (PK, FK, UNIQUE, NOT NULL, CHECK-ограничения), определил кардинальности связей и обеспечил ссылочную целостность.</w:t>
       </w:r>
     </w:p>
     <w:p>
       <w:pPr>
         <w:pStyle w:val="ListBullet"/>
-        <w:spacing w:after="10" w:before="0" w:line="230" w:lineRule="exact"/>
+        <w:spacing w:before="0" w:after="0" w:line="240" w:lineRule="auto"/>
+        <w:ind w:left="283" w:hanging="142"/>
       </w:pPr>
       <w:r>
         <w:rPr>
-          <w:rFonts w:ascii="Calibri" w:hAnsi="Calibri"/>
-          <w:sz w:val="18"/>
+          <w:rFonts w:ascii="Times New Roman" w:hAnsi="Times New Roman"/>
+          <w:b w:val="0"/>
+          <w:i w:val="0"/>
+          <w:sz w:val="24"/>
         </w:rPr>
-        <w:t>Построил ERD в нотациях Chen и Crow's Foot, провёл нормализацию (1НФ → 3НФ)</w:t>
+        <w:t>Построил ERD в нотациях Chen и Crow's Foot, провёл нормализацию (1НФ → 3НФ).</w:t>
       </w:r>
     </w:p>
     <w:p>
       <w:pPr>
         <w:pStyle w:val="ListBullet"/>
-        <w:spacing w:after="10" w:before="0" w:line="230" w:lineRule="exact"/>
+        <w:spacing w:before="0" w:after="0" w:line="240" w:lineRule="auto"/>
+        <w:ind w:left="283" w:hanging="142"/>
       </w:pPr>
       <w:r>
         <w:rPr>
-          <w:rFonts w:ascii="Calibri" w:hAnsi="Calibri"/>
-          <w:sz w:val="18"/>
+          <w:rFonts w:ascii="Times New Roman" w:hAnsi="Times New Roman"/>
+          <w:b w:val="0"/>
+          <w:i w:val="0"/>
+          <w:sz w:val="24"/>
         </w:rPr>
-        <w:t>Разработал словарь данных и глоссарий терминологии для систематизации работы команды: описание атрибутов, типы данных, бизнес-правила, допустимые значения</w:t>
+        <w:t>Разработал словарь данных и глоссарий терминологии: описание атрибутов, типы данных, бизнес-правила, допустимые значения.</w:t>
       </w:r>
     </w:p>
     <w:p>
       <w:pPr>
-        <w:spacing w:after="40" w:before="80" w:line="230" w:lineRule="exact"/>
+        <w:spacing w:before="0" w:after="0" w:line="240" w:lineRule="auto"/>
       </w:pPr>
       <w:r>
         <w:rPr>
-          <w:rFonts w:ascii="Calibri" w:hAnsi="Calibri"/>
+          <w:rFonts w:ascii="Times New Roman" w:hAnsi="Times New Roman"/>
           <w:b/>
-          <w:sz w:val="19"/>
+          <w:i w:val="0"/>
+          <w:sz w:val="24"/>
         </w:rPr>
         <w:t>Анализ продаж ресторана — SQL-проект</w:t>
       </w:r>
@@ -573,81 +420,90 @@
     <w:p>
       <w:pPr>
         <w:pStyle w:val="ListBullet"/>
-        <w:spacing w:after="10" w:before="0" w:line="230" w:lineRule="exact"/>
+        <w:spacing w:before="0" w:after="0" w:line="240" w:lineRule="auto"/>
+        <w:ind w:left="283" w:hanging="142"/>
       </w:pPr>
       <w:r>
         <w:rPr>
-          <w:rFonts w:ascii="Calibri" w:hAnsi="Calibri"/>
-          <w:sz w:val="18"/>
+          <w:rFonts w:ascii="Times New Roman" w:hAnsi="Times New Roman"/>
+          <w:b w:val="0"/>
+          <w:i w:val="0"/>
+          <w:sz w:val="24"/>
         </w:rPr>
-        <w:t>Спроектировал реляционную схему (DDL: CREATE TABLE, PRIMARY KEY, FOREIGN KEY, constraints) и наполнил тестовыми данными (50 заказов, 20 позиций меню)</w:t>
+        <w:t>Спроектировал реляционную схему (DDL: CREATE TABLE, PRIMARY KEY, FOREIGN KEY, constraints) и наполнил тестовыми данными (50 заказов, 20 позиций меню).</w:t>
       </w:r>
     </w:p>
     <w:p>
       <w:pPr>
         <w:pStyle w:val="ListBullet"/>
-        <w:spacing w:after="10" w:before="0" w:line="230" w:lineRule="exact"/>
+        <w:spacing w:before="0" w:after="0" w:line="240" w:lineRule="auto"/>
+        <w:ind w:left="283" w:hanging="142"/>
       </w:pPr>
       <w:r>
         <w:rPr>
-          <w:rFonts w:ascii="Calibri" w:hAnsi="Calibri"/>
-          <w:sz w:val="18"/>
+          <w:rFonts w:ascii="Times New Roman" w:hAnsi="Times New Roman"/>
+          <w:b w:val="0"/>
+          <w:i w:val="0"/>
+          <w:sz w:val="24"/>
         </w:rPr>
-        <w:t>Написал 20+ аналитических запросов: выручка по периодам, маржинальность, ABC-анализ меню</w:t>
+        <w:t>Написал 20+ аналитических запросов: выручка по периодам, маржинальность, ABC-анализ меню.</w:t>
       </w:r>
     </w:p>
     <w:p>
       <w:pPr>
         <w:pStyle w:val="ListBullet"/>
-        <w:spacing w:after="10" w:before="0" w:line="230" w:lineRule="exact"/>
+        <w:spacing w:before="0" w:after="0" w:line="240" w:lineRule="auto"/>
+        <w:ind w:left="283" w:hanging="142"/>
       </w:pPr>
       <w:r>
         <w:rPr>
-          <w:rFonts w:ascii="Calibri" w:hAnsi="Calibri"/>
-          <w:sz w:val="18"/>
+          <w:rFonts w:ascii="Times New Roman" w:hAnsi="Times New Roman"/>
+          <w:b w:val="0"/>
+          <w:i w:val="0"/>
+          <w:sz w:val="24"/>
         </w:rPr>
-        <w:t>Применил JOIN, CTE, оконные функции (LAG, RANK, ROW_NUMBER), подзапросы, CASE-выражения</w:t>
+        <w:t>Применил JOIN, CTE, оконные функции (LAG, RANK, ROW_NUMBER), подзапросы, CASE-выражения.</w:t>
       </w:r>
     </w:p>
     <w:p>
       <w:pPr>
-        <w:spacing w:before="120" w:after="60" w:line="240" w:lineRule="exact"/>
-        <w:pBdr>
-          <w:bottom w:val="single" w:sz="6" w:space="1" w:color="1F4E79"/>
-        </w:pBdr>
+        <w:spacing w:before="0" w:after="0" w:line="240" w:lineRule="auto"/>
       </w:pPr>
       <w:r>
         <w:rPr>
-          <w:rFonts w:ascii="Calibri" w:hAnsi="Calibri"/>
+          <w:rFonts w:ascii="Times New Roman" w:hAnsi="Times New Roman"/>
           <w:b/>
-          <w:color w:val="1F4E79"/>
-          <w:sz w:val="21"/>
+          <w:i w:val="0"/>
+          <w:sz w:val="24"/>
+          <w:u w:val="single"/>
         </w:rPr>
         <w:t>ОПЫТ РАБОТЫ</w:t>
       </w:r>
     </w:p>
     <w:p>
       <w:pPr>
-        <w:spacing w:after="40" w:before="80" w:line="230" w:lineRule="exact"/>
+        <w:spacing w:before="0" w:after="0" w:line="240" w:lineRule="auto"/>
       </w:pPr>
       <w:r>
         <w:rPr>
-          <w:rFonts w:ascii="Calibri" w:hAnsi="Calibri"/>
+          <w:rFonts w:ascii="Times New Roman" w:hAnsi="Times New Roman"/>
           <w:b/>
-          <w:sz w:val="19"/>
+          <w:i w:val="0"/>
+          <w:sz w:val="24"/>
         </w:rPr>
         <w:t>KFC Cinema City — Rishon LeTsiyon, Israel</w:t>
       </w:r>
     </w:p>
     <w:p>
       <w:pPr>
-        <w:spacing w:after="20" w:before="0" w:line="230" w:lineRule="exact"/>
+        <w:spacing w:before="0" w:after="0" w:line="240" w:lineRule="auto"/>
       </w:pPr>
       <w:r>
         <w:rPr>
-          <w:rFonts w:ascii="Calibri" w:hAnsi="Calibri"/>
+          <w:rFonts w:ascii="Times New Roman" w:hAnsi="Times New Roman"/>
           <w:b w:val="0"/>
-          <w:sz w:val="18"/>
+          <w:i/>
+          <w:sz w:val="24"/>
         </w:rPr>
         <w:t>Заместитель директора | Апрель 2024 – Апрель 2025</w:t>
       </w:r>
@@ -655,51 +511,61 @@
     <w:p>
       <w:pPr>
         <w:pStyle w:val="ListBullet"/>
-        <w:spacing w:after="10" w:before="0" w:line="230" w:lineRule="exact"/>
+        <w:spacing w:before="0" w:after="0" w:line="240" w:lineRule="auto"/>
+        <w:ind w:left="283" w:hanging="142"/>
       </w:pPr>
       <w:r>
         <w:rPr>
-          <w:rFonts w:ascii="Calibri" w:hAnsi="Calibri"/>
-          <w:sz w:val="18"/>
+          <w:rFonts w:ascii="Times New Roman" w:hAnsi="Times New Roman"/>
+          <w:b w:val="0"/>
+          <w:i w:val="0"/>
+          <w:sz w:val="24"/>
         </w:rPr>
-        <w:t>Построил систему ежедневной аналитики ресторана (900+ чеков/день): отслеживал выручку, средний чек, загрузку по часам, выход продукции — выявил просадку в обеденный пик, перераспределил ресурсы, что привело к росту прибыли на 10%</w:t>
+        <w:t>Построил систему ежедневной аналитики ресторана (900+ чеков/день): отслеживал выручку, средний чек, загрузку по часам, выход продукции; выявил просадку в обеденный пик, перераспределил ресурсы, что привело к росту прибыли на 10%.</w:t>
       </w:r>
     </w:p>
     <w:p>
       <w:pPr>
         <w:pStyle w:val="ListBullet"/>
-        <w:spacing w:after="10" w:before="0" w:line="230" w:lineRule="exact"/>
+        <w:spacing w:before="0" w:after="0" w:line="240" w:lineRule="auto"/>
+        <w:ind w:left="283" w:hanging="142"/>
       </w:pPr>
       <w:r>
         <w:rPr>
-          <w:rFonts w:ascii="Calibri" w:hAnsi="Calibri"/>
-          <w:sz w:val="18"/>
+          <w:rFonts w:ascii="Times New Roman" w:hAnsi="Times New Roman"/>
+          <w:b w:val="0"/>
+          <w:i w:val="0"/>
+          <w:sz w:val="24"/>
         </w:rPr>
-        <w:t>Внедрил data-driven подход к управлению запасами: анализировал расход по категориям, скорректировал объёмы закупок — сократил расходы на снабжение на 15%</w:t>
+        <w:t>Внедрил data-driven подход к управлению запасами: анализировал расход по категориям, скорректировал объёмы закупок; сократил расходы на снабжение на 15%.</w:t>
       </w:r>
     </w:p>
     <w:p>
       <w:pPr>
         <w:pStyle w:val="ListBullet"/>
-        <w:spacing w:after="10" w:before="0" w:line="230" w:lineRule="exact"/>
+        <w:spacing w:before="0" w:after="0" w:line="240" w:lineRule="auto"/>
+        <w:ind w:left="283" w:hanging="142"/>
       </w:pPr>
       <w:r>
         <w:rPr>
-          <w:rFonts w:ascii="Calibri" w:hAnsi="Calibri"/>
-          <w:sz w:val="18"/>
+          <w:rFonts w:ascii="Times New Roman" w:hAnsi="Times New Roman"/>
+          <w:b w:val="0"/>
+          <w:i w:val="0"/>
+          <w:sz w:val="24"/>
         </w:rPr>
-        <w:t>Координировал команду из 20+ сотрудников, стандартизировал операционные процедуры и разработал чек-листы контроля качества</w:t>
+        <w:t>Координировал команду из 20+ сотрудников, стандартизировал операционные процедуры и разработал чек-листы контроля качества.</w:t>
       </w:r>
     </w:p>
     <w:p>
       <w:pPr>
-        <w:spacing w:after="20" w:before="0" w:line="230" w:lineRule="exact"/>
+        <w:spacing w:before="0" w:after="0" w:line="240" w:lineRule="auto"/>
       </w:pPr>
       <w:r>
         <w:rPr>
-          <w:rFonts w:ascii="Calibri" w:hAnsi="Calibri"/>
+          <w:rFonts w:ascii="Times New Roman" w:hAnsi="Times New Roman"/>
           <w:b w:val="0"/>
-          <w:sz w:val="18"/>
+          <w:i/>
+          <w:sz w:val="24"/>
         </w:rPr>
         <w:t>Менеджер смены | Ноябрь 2023 – Апрель 2024</w:t>
       </w:r>
@@ -707,38 +573,43 @@
     <w:p>
       <w:pPr>
         <w:pStyle w:val="ListBullet"/>
-        <w:spacing w:after="10" w:before="0" w:line="230" w:lineRule="exact"/>
+        <w:spacing w:before="0" w:after="0" w:line="240" w:lineRule="auto"/>
+        <w:ind w:left="283" w:hanging="142"/>
       </w:pPr>
       <w:r>
         <w:rPr>
-          <w:rFonts w:ascii="Calibri" w:hAnsi="Calibri"/>
-          <w:sz w:val="18"/>
+          <w:rFonts w:ascii="Times New Roman" w:hAnsi="Times New Roman"/>
+          <w:b w:val="0"/>
+          <w:i w:val="0"/>
+          <w:sz w:val="24"/>
         </w:rPr>
-        <w:t>Управлял операционными процессами смены (15 сотрудников): контроль SLA по скорости обслуживания, мониторинг показателей качества, оперативное решение инцидентов</w:t>
+        <w:t>Управлял операционными процессами смены (15 сотрудников): контроль SLA по скорости обслуживания, мониторинг показателей качества, оперативное решение инцидентов.</w:t>
       </w:r>
     </w:p>
     <w:p>
       <w:pPr>
-        <w:spacing w:after="40" w:before="80" w:line="230" w:lineRule="exact"/>
+        <w:spacing w:before="0" w:after="0" w:line="240" w:lineRule="auto"/>
       </w:pPr>
       <w:r>
         <w:rPr>
-          <w:rFonts w:ascii="Calibri" w:hAnsi="Calibri"/>
+          <w:rFonts w:ascii="Times New Roman" w:hAnsi="Times New Roman"/>
           <w:b/>
-          <w:sz w:val="19"/>
+          <w:i w:val="0"/>
+          <w:sz w:val="24"/>
         </w:rPr>
         <w:t>Стажировка — Burger King Corporation, Москва</w:t>
       </w:r>
     </w:p>
     <w:p>
       <w:pPr>
-        <w:spacing w:after="20" w:before="0" w:line="230" w:lineRule="exact"/>
+        <w:spacing w:before="0" w:after="0" w:line="240" w:lineRule="auto"/>
       </w:pPr>
       <w:r>
         <w:rPr>
-          <w:rFonts w:ascii="Calibri" w:hAnsi="Calibri"/>
+          <w:rFonts w:ascii="Times New Roman" w:hAnsi="Times New Roman"/>
           <w:b w:val="0"/>
-          <w:sz w:val="18"/>
+          <w:i/>
+          <w:sz w:val="24"/>
         </w:rPr>
         <w:t>Отдел маркетинговых исследований | Лето 2022</w:t>
       </w:r>
@@ -746,51 +617,61 @@
     <w:p>
       <w:pPr>
         <w:pStyle w:val="ListBullet"/>
-        <w:spacing w:after="10" w:before="0" w:line="230" w:lineRule="exact"/>
+        <w:spacing w:before="0" w:after="0" w:line="240" w:lineRule="auto"/>
+        <w:ind w:left="283" w:hanging="142"/>
       </w:pPr>
       <w:r>
         <w:rPr>
-          <w:rFonts w:ascii="Calibri" w:hAnsi="Calibri"/>
-          <w:sz w:val="18"/>
+          <w:rFonts w:ascii="Times New Roman" w:hAnsi="Times New Roman"/>
+          <w:b w:val="0"/>
+          <w:i w:val="0"/>
+          <w:sz w:val="24"/>
         </w:rPr>
-        <w:t>Построил аналитические дашборды по продажам 50+ ресторанов в Excel (сводные таблицы, INDEX/MATCH, условное форматирование)</w:t>
+        <w:t>Построил аналитические дашборды по продажам 50+ ресторанов в Excel (сводные таблицы, INDEX/MATCH, условное форматирование).</w:t>
       </w:r>
     </w:p>
     <w:p>
       <w:pPr>
         <w:pStyle w:val="ListBullet"/>
-        <w:spacing w:after="10" w:before="0" w:line="230" w:lineRule="exact"/>
+        <w:spacing w:before="0" w:after="0" w:line="240" w:lineRule="auto"/>
+        <w:ind w:left="283" w:hanging="142"/>
       </w:pPr>
       <w:r>
         <w:rPr>
-          <w:rFonts w:ascii="Calibri" w:hAnsi="Calibri"/>
-          <w:sz w:val="18"/>
+          <w:rFonts w:ascii="Times New Roman" w:hAnsi="Times New Roman"/>
+          <w:b w:val="0"/>
+          <w:i w:val="0"/>
+          <w:sz w:val="24"/>
         </w:rPr>
-        <w:t>Автоматизировал категоризацию 10 000+ чеков и составил рейтинг ресторанов по выручке — выявил 5 точек роста для региональных менеджеров</w:t>
+        <w:t>Автоматизировал категоризацию 10 000+ чеков и составил рейтинг ресторанов по выручке; выявил 5 точек роста для региональных менеджеров.</w:t>
       </w:r>
     </w:p>
     <w:p>
       <w:pPr>
         <w:pStyle w:val="ListBullet"/>
-        <w:spacing w:after="10" w:before="0" w:line="230" w:lineRule="exact"/>
+        <w:spacing w:before="0" w:after="0" w:line="240" w:lineRule="auto"/>
+        <w:ind w:left="283" w:hanging="142"/>
       </w:pPr>
       <w:r>
         <w:rPr>
-          <w:rFonts w:ascii="Calibri" w:hAnsi="Calibri"/>
-          <w:sz w:val="18"/>
+          <w:rFonts w:ascii="Times New Roman" w:hAnsi="Times New Roman"/>
+          <w:b w:val="0"/>
+          <w:i w:val="0"/>
+          <w:sz w:val="24"/>
         </w:rPr>
-        <w:t>Подготовил визуализации KPI (конверсия, средний чек, динамика) для еженедельной презентации руководству</w:t>
+        <w:t>Подготовил визуализации KPI (конверсия, средний чек, динамика) для еженедельной презентации руководству.</w:t>
       </w:r>
     </w:p>
     <w:p>
       <w:pPr>
-        <w:spacing w:after="20" w:before="0" w:line="230" w:lineRule="exact"/>
+        <w:spacing w:before="0" w:after="0" w:line="240" w:lineRule="auto"/>
       </w:pPr>
       <w:r>
         <w:rPr>
-          <w:rFonts w:ascii="Calibri" w:hAnsi="Calibri"/>
+          <w:rFonts w:ascii="Times New Roman" w:hAnsi="Times New Roman"/>
           <w:b w:val="0"/>
-          <w:sz w:val="18"/>
+          <w:i/>
+          <w:sz w:val="24"/>
         </w:rPr>
         <w:t>Отдел бизнес-аналитики | Лето 2019</w:t>
       </w:r>
@@ -798,51 +679,59 @@
     <w:p>
       <w:pPr>
         <w:pStyle w:val="ListBullet"/>
-        <w:spacing w:after="10" w:before="0" w:line="230" w:lineRule="exact"/>
+        <w:spacing w:before="0" w:after="0" w:line="240" w:lineRule="auto"/>
+        <w:ind w:left="283" w:hanging="142"/>
       </w:pPr>
       <w:r>
         <w:rPr>
-          <w:rFonts w:ascii="Calibri" w:hAnsi="Calibri"/>
-          <w:sz w:val="18"/>
+          <w:rFonts w:ascii="Times New Roman" w:hAnsi="Times New Roman"/>
+          <w:b w:val="0"/>
+          <w:i w:val="0"/>
+          <w:sz w:val="24"/>
         </w:rPr>
-        <w:t>Собирал и структурировал финансовые данные из нескольких источников, готовил сводные таблицы для квартальных отчётов</w:t>
+        <w:t>Собирал и структурировал финансовые данные из нескольких источников, готовил сводные таблицы для квартальных отчётов.</w:t>
       </w:r>
     </w:p>
     <w:p>
       <w:pPr>
         <w:pStyle w:val="ListBullet"/>
-        <w:spacing w:after="10" w:before="0" w:line="230" w:lineRule="exact"/>
+        <w:spacing w:before="0" w:after="0" w:line="240" w:lineRule="auto"/>
+        <w:ind w:left="283" w:hanging="142"/>
       </w:pPr>
       <w:r>
         <w:rPr>
-          <w:rFonts w:ascii="Calibri" w:hAnsi="Calibri"/>
-          <w:sz w:val="18"/>
+          <w:rFonts w:ascii="Times New Roman" w:hAnsi="Times New Roman"/>
+          <w:b w:val="0"/>
+          <w:i w:val="0"/>
+          <w:sz w:val="24"/>
         </w:rPr>
-        <w:t>Ассистировал в построении прогнозных моделей продаж на основе исторических данных</w:t>
+        <w:t>Ассистировал в построении прогнозных моделей продаж на основе исторических данных.</w:t>
       </w:r>
     </w:p>
     <w:p>
       <w:pPr>
-        <w:spacing w:after="40" w:before="80" w:line="230" w:lineRule="exact"/>
+        <w:spacing w:before="0" w:after="0" w:line="240" w:lineRule="auto"/>
       </w:pPr>
       <w:r>
         <w:rPr>
-          <w:rFonts w:ascii="Calibri" w:hAnsi="Calibri"/>
+          <w:rFonts w:ascii="Times New Roman" w:hAnsi="Times New Roman"/>
           <w:b/>
-          <w:sz w:val="19"/>
+          <w:i w:val="0"/>
+          <w:sz w:val="24"/>
         </w:rPr>
         <w:t>Стажировка — Knight Frank, Москва</w:t>
       </w:r>
     </w:p>
     <w:p>
       <w:pPr>
-        <w:spacing w:after="20" w:before="0" w:line="230" w:lineRule="exact"/>
+        <w:spacing w:before="0" w:after="0" w:line="240" w:lineRule="auto"/>
       </w:pPr>
       <w:r>
         <w:rPr>
-          <w:rFonts w:ascii="Calibri" w:hAnsi="Calibri"/>
+          <w:rFonts w:ascii="Times New Roman" w:hAnsi="Times New Roman"/>
           <w:b w:val="0"/>
-          <w:sz w:val="18"/>
+          <w:i/>
+          <w:sz w:val="24"/>
         </w:rPr>
         <w:t>Отдел маркетинга жилой недвижимости | Весна 2022</w:t>
       </w:r>
@@ -850,161 +739,167 @@
     <w:p>
       <w:pPr>
         <w:pStyle w:val="ListBullet"/>
-        <w:spacing w:after="10" w:before="0" w:line="230" w:lineRule="exact"/>
+        <w:spacing w:before="0" w:after="0" w:line="240" w:lineRule="auto"/>
+        <w:ind w:left="283" w:hanging="142"/>
       </w:pPr>
       <w:r>
         <w:rPr>
-          <w:rFonts w:ascii="Calibri" w:hAnsi="Calibri"/>
-          <w:sz w:val="18"/>
+          <w:rFonts w:ascii="Times New Roman" w:hAnsi="Times New Roman"/>
+          <w:b w:val="0"/>
+          <w:i w:val="0"/>
+          <w:sz w:val="24"/>
         </w:rPr>
-        <w:t>Провёл конкурентный анализ 30+ жилых объектов премиум-сегмента: цена за м², локация, инфраструктура — подготовил сравнительный отчёт для инвестиционного решения</w:t>
+        <w:t>Провёл конкурентный анализ 30+ жилых объектов премиум-сегмента: цена за м², локация, инфраструктура; подготовил сравнительный отчёт для инвестиционного решения.</w:t>
       </w:r>
     </w:p>
     <w:p>
       <w:pPr>
         <w:pStyle w:val="ListBullet"/>
-        <w:spacing w:after="10" w:before="0" w:line="230" w:lineRule="exact"/>
+        <w:spacing w:before="0" w:after="0" w:line="240" w:lineRule="auto"/>
+        <w:ind w:left="283" w:hanging="142"/>
       </w:pPr>
       <w:r>
         <w:rPr>
-          <w:rFonts w:ascii="Calibri" w:hAnsi="Calibri"/>
-          <w:sz w:val="18"/>
+          <w:rFonts w:ascii="Times New Roman" w:hAnsi="Times New Roman"/>
+          <w:b w:val="0"/>
+          <w:i w:val="0"/>
+          <w:sz w:val="24"/>
         </w:rPr>
-        <w:t>Участвовал в оценке стоимости объектов методом сравнительного подхода, оформил аналитические записки для международного офиса</w:t>
+        <w:t>Участвовал в оценке стоимости объектов методом сравнительного подхода, оформил аналитические записки для международного офиса.</w:t>
       </w:r>
     </w:p>
     <w:p>
       <w:pPr>
-        <w:spacing w:before="120" w:after="60" w:line="240" w:lineRule="exact"/>
-        <w:pBdr>
-          <w:bottom w:val="single" w:sz="6" w:space="1" w:color="1F4E79"/>
-        </w:pBdr>
+        <w:spacing w:before="0" w:after="0" w:line="240" w:lineRule="auto"/>
       </w:pPr>
       <w:r>
         <w:rPr>
-          <w:rFonts w:ascii="Calibri" w:hAnsi="Calibri"/>
+          <w:rFonts w:ascii="Times New Roman" w:hAnsi="Times New Roman"/>
           <w:b/>
-          <w:color w:val="1F4E79"/>
-          <w:sz w:val="21"/>
+          <w:i w:val="0"/>
+          <w:sz w:val="24"/>
+          <w:u w:val="single"/>
         </w:rPr>
         <w:t>ОБРАЗОВАНИЕ</w:t>
       </w:r>
     </w:p>
     <w:p>
       <w:pPr>
-        <w:spacing w:after="20" w:before="0" w:line="230" w:lineRule="exact"/>
+        <w:spacing w:before="0" w:after="0" w:line="240" w:lineRule="auto"/>
       </w:pPr>
       <w:r>
         <w:rPr>
-          <w:rFonts w:ascii="Calibri" w:hAnsi="Calibri"/>
+          <w:rFonts w:ascii="Times New Roman" w:hAnsi="Times New Roman"/>
           <w:b/>
-          <w:sz w:val="18"/>
+          <w:i w:val="0"/>
+          <w:sz w:val="24"/>
         </w:rPr>
         <w:t>Touro University New York | 2018 – 2023</w:t>
       </w:r>
     </w:p>
     <w:p>
       <w:pPr>
-        <w:spacing w:after="40" w:before="0" w:line="230" w:lineRule="exact"/>
+        <w:spacing w:before="0" w:after="0" w:line="240" w:lineRule="auto"/>
       </w:pPr>
       <w:r>
         <w:rPr>
-          <w:rFonts w:ascii="Calibri" w:hAnsi="Calibri"/>
+          <w:rFonts w:ascii="Times New Roman" w:hAnsi="Times New Roman"/>
           <w:b w:val="0"/>
-          <w:sz w:val="18"/>
+          <w:i w:val="0"/>
+          <w:sz w:val="24"/>
         </w:rPr>
         <w:t>Bachelor of Science, Business Management</w:t>
       </w:r>
     </w:p>
     <w:p>
       <w:pPr>
-        <w:spacing w:after="40" w:before="20" w:line="230" w:lineRule="exact"/>
+        <w:spacing w:before="0" w:after="0" w:line="240" w:lineRule="auto"/>
       </w:pPr>
       <w:r>
         <w:rPr>
-          <w:rFonts w:ascii="Calibri" w:hAnsi="Calibri"/>
+          <w:rFonts w:ascii="Times New Roman" w:hAnsi="Times New Roman"/>
           <w:b w:val="0"/>
-          <w:sz w:val="17"/>
+          <w:i w:val="0"/>
+          <w:sz w:val="24"/>
         </w:rPr>
         <w:t>Senior Honors Project: Case Study of Virgin Galactic within the Aerospace Industry</w:t>
       </w:r>
     </w:p>
     <w:p>
       <w:pPr>
-        <w:spacing w:before="120" w:after="60" w:line="240" w:lineRule="exact"/>
-        <w:pBdr>
-          <w:bottom w:val="single" w:sz="6" w:space="1" w:color="1F4E79"/>
-        </w:pBdr>
+        <w:spacing w:before="0" w:after="0" w:line="240" w:lineRule="auto"/>
       </w:pPr>
       <w:r>
         <w:rPr>
-          <w:rFonts w:ascii="Calibri" w:hAnsi="Calibri"/>
+          <w:rFonts w:ascii="Times New Roman" w:hAnsi="Times New Roman"/>
           <w:b/>
-          <w:color w:val="1F4E79"/>
-          <w:sz w:val="21"/>
+          <w:i w:val="0"/>
+          <w:sz w:val="24"/>
+          <w:u w:val="single"/>
         </w:rPr>
         <w:t>ПОВЫШЕНИЕ КВАЛИФИКАЦИИ</w:t>
       </w:r>
     </w:p>
     <w:p>
       <w:pPr>
-        <w:spacing w:after="20" w:before="0" w:line="230" w:lineRule="exact"/>
+        <w:spacing w:before="0" w:after="0" w:line="240" w:lineRule="auto"/>
       </w:pPr>
       <w:r>
         <w:rPr>
-          <w:rFonts w:ascii="Calibri" w:hAnsi="Calibri"/>
-          <w:b/>
-          <w:sz w:val="18"/>
+          <w:rFonts w:ascii="Times New Roman" w:hAnsi="Times New Roman"/>
+          <w:b w:val="0"/>
+          <w:i/>
+          <w:sz w:val="24"/>
         </w:rPr>
         <w:t>Яндекс Практикум — Системный аналитик | 2025 – 2026</w:t>
       </w:r>
     </w:p>
     <w:p>
       <w:pPr>
-        <w:spacing w:after="40" w:before="0" w:line="230" w:lineRule="exact"/>
+        <w:spacing w:before="0" w:after="0" w:line="240" w:lineRule="auto"/>
       </w:pPr>
       <w:r>
         <w:rPr>
-          <w:rFonts w:ascii="Calibri" w:hAnsi="Calibri"/>
+          <w:rFonts w:ascii="Times New Roman" w:hAnsi="Times New Roman"/>
           <w:b w:val="0"/>
-          <w:sz w:val="18"/>
+          <w:i w:val="0"/>
+          <w:sz w:val="24"/>
         </w:rPr>
         <w:t>Сбор и анализ требований, UML, BPMN, моделирование данных, SQL, Power BI, взаимодействие с разработкой и тестированием.</w:t>
       </w:r>
     </w:p>
     <w:p>
       <w:pPr>
-        <w:spacing w:before="120" w:after="60" w:line="240" w:lineRule="exact"/>
-        <w:pBdr>
-          <w:bottom w:val="single" w:sz="6" w:space="1" w:color="1F4E79"/>
-        </w:pBdr>
+        <w:spacing w:before="0" w:after="0" w:line="240" w:lineRule="auto"/>
       </w:pPr>
       <w:r>
         <w:rPr>
-          <w:rFonts w:ascii="Calibri" w:hAnsi="Calibri"/>
+          <w:rFonts w:ascii="Times New Roman" w:hAnsi="Times New Roman"/>
           <w:b/>
-          <w:color w:val="1F4E79"/>
-          <w:sz w:val="21"/>
+          <w:i w:val="0"/>
+          <w:sz w:val="24"/>
+          <w:u w:val="single"/>
         </w:rPr>
         <w:t>ЯЗЫКИ</w:t>
       </w:r>
     </w:p>
     <w:p>
       <w:pPr>
-        <w:spacing w:after="40" w:before="0" w:line="230" w:lineRule="exact"/>
+        <w:spacing w:before="0" w:after="0" w:line="240" w:lineRule="auto"/>
       </w:pPr>
       <w:r>
         <w:rPr>
-          <w:rFonts w:ascii="Calibri" w:hAnsi="Calibri"/>
+          <w:rFonts w:ascii="Times New Roman" w:hAnsi="Times New Roman"/>
           <w:b w:val="0"/>
-          <w:sz w:val="18"/>
+          <w:i w:val="0"/>
+          <w:sz w:val="24"/>
         </w:rPr>
         <w:t>Русский (родной) | Английский (свободный) | Испанский (базовый) | Иврит (базовый)</w:t>
       </w:r>
     </w:p>
     <w:sectPr>
       <w:pgSz w:w="12240" w:h="15840"/>
-      <w:pgMar w:top="567" w:right="850" w:bottom="482" w:left="850" w:header="720" w:footer="720" w:gutter="0"/>
+      <w:pgMar w:top="680" w:right="850" w:bottom="680" w:left="850" w:header="720" w:footer="720" w:gutter="0"/>
       <w:cols w:space="720"/>
       <w:docGrid w:linePitch="360"/>
     </w:sectPr>
@@ -1375,12 +1270,9 @@
     <w:name w:val="Normal"/>
     <w:qFormat/>
     <w:rsid w:val="00FC693F"/>
-    <w:pPr>
-      <w:spacing w:after="0" w:before="0"/>
-    </w:pPr>
     <w:rPr>
-      <w:rFonts w:ascii="Calibri" w:hAnsi="Calibri"/>
-      <w:sz w:val="18"/>
+      <w:rFonts w:ascii="Times New Roman" w:hAnsi="Times New Roman"/>
+      <w:sz w:val="24"/>
     </w:rPr>
   </w:style>
   <w:style w:type="paragraph" w:styleId="Header">
